--- a/klagomål/A 37322-2022 FSC-klagomål.docx
+++ b/klagomål/A 37322-2022 FSC-klagomål.docx
@@ -928,7 +928,7 @@
     <w:r>
       <w:tab/>
       <w:tab/>
-      <w:t>2026-01-09</w:t>
+      <w:t>2026-01-10</w:t>
       <w:br/>
       <w:br/>
     </w:r>

--- a/klagomål/A 37322-2022 FSC-klagomål.docx
+++ b/klagomål/A 37322-2022 FSC-klagomål.docx
@@ -928,7 +928,7 @@
     <w:r>
       <w:tab/>
       <w:tab/>
-      <w:t>2026-01-10</w:t>
+      <w:t>2026-01-11</w:t>
       <w:br/>
       <w:br/>
     </w:r>

--- a/klagomål/A 37322-2022 FSC-klagomål.docx
+++ b/klagomål/A 37322-2022 FSC-klagomål.docx
@@ -928,7 +928,7 @@
     <w:r>
       <w:tab/>
       <w:tab/>
-      <w:t>2026-01-11</w:t>
+      <w:t>2026-01-12</w:t>
       <w:br/>
       <w:br/>
     </w:r>

--- a/klagomål/A 37322-2022 FSC-klagomål.docx
+++ b/klagomål/A 37322-2022 FSC-klagomål.docx
@@ -928,7 +928,7 @@
     <w:r>
       <w:tab/>
       <w:tab/>
-      <w:t>2026-01-12</w:t>
+      <w:t>2026-01-13</w:t>
       <w:br/>
       <w:br/>
     </w:r>

--- a/klagomål/A 37322-2022 FSC-klagomål.docx
+++ b/klagomål/A 37322-2022 FSC-klagomål.docx
@@ -928,7 +928,7 @@
     <w:r>
       <w:tab/>
       <w:tab/>
-      <w:t>2026-01-13</w:t>
+      <w:t>2026-01-14</w:t>
       <w:br/>
       <w:br/>
     </w:r>

--- a/klagomål/A 37322-2022 FSC-klagomål.docx
+++ b/klagomål/A 37322-2022 FSC-klagomål.docx
@@ -928,7 +928,7 @@
     <w:r>
       <w:tab/>
       <w:tab/>
-      <w:t>2026-01-14</w:t>
+      <w:t>2026-01-15</w:t>
       <w:br/>
       <w:br/>
     </w:r>

--- a/klagomål/A 37322-2022 FSC-klagomål.docx
+++ b/klagomål/A 37322-2022 FSC-klagomål.docx
@@ -928,7 +928,7 @@
     <w:r>
       <w:tab/>
       <w:tab/>
-      <w:t>2026-01-15</w:t>
+      <w:t>2026-01-16</w:t>
       <w:br/>
       <w:br/>
     </w:r>

--- a/klagomål/A 37322-2022 FSC-klagomål.docx
+++ b/klagomål/A 37322-2022 FSC-klagomål.docx
@@ -928,7 +928,7 @@
     <w:r>
       <w:tab/>
       <w:tab/>
-      <w:t>2026-01-16</w:t>
+      <w:t>2026-01-17</w:t>
       <w:br/>
       <w:br/>
     </w:r>

--- a/klagomål/A 37322-2022 FSC-klagomål.docx
+++ b/klagomål/A 37322-2022 FSC-klagomål.docx
@@ -928,7 +928,7 @@
     <w:r>
       <w:tab/>
       <w:tab/>
-      <w:t>2026-01-17</w:t>
+      <w:t>2026-01-18</w:t>
       <w:br/>
       <w:br/>
     </w:r>

--- a/klagomål/A 37322-2022 FSC-klagomål.docx
+++ b/klagomål/A 37322-2022 FSC-klagomål.docx
@@ -928,7 +928,7 @@
     <w:r>
       <w:tab/>
       <w:tab/>
-      <w:t>2026-01-18</w:t>
+      <w:t>2026-01-19</w:t>
       <w:br/>
       <w:br/>
     </w:r>

--- a/klagomål/A 37322-2022 FSC-klagomål.docx
+++ b/klagomål/A 37322-2022 FSC-klagomål.docx
@@ -928,7 +928,7 @@
     <w:r>
       <w:tab/>
       <w:tab/>
-      <w:t>2026-01-19</w:t>
+      <w:t>2026-01-20</w:t>
       <w:br/>
       <w:br/>
     </w:r>

--- a/klagomål/A 37322-2022 FSC-klagomål.docx
+++ b/klagomål/A 37322-2022 FSC-klagomål.docx
@@ -928,7 +928,7 @@
     <w:r>
       <w:tab/>
       <w:tab/>
-      <w:t>2026-01-20</w:t>
+      <w:t>2026-01-21</w:t>
       <w:br/>
       <w:br/>
     </w:r>

--- a/klagomål/A 37322-2022 FSC-klagomål.docx
+++ b/klagomål/A 37322-2022 FSC-klagomål.docx
@@ -928,7 +928,7 @@
     <w:r>
       <w:tab/>
       <w:tab/>
-      <w:t>2026-01-21</w:t>
+      <w:t>2026-01-23</w:t>
       <w:br/>
       <w:br/>
     </w:r>

--- a/klagomål/A 37322-2022 FSC-klagomål.docx
+++ b/klagomål/A 37322-2022 FSC-klagomål.docx
@@ -928,7 +928,7 @@
     <w:r>
       <w:tab/>
       <w:tab/>
-      <w:t>2026-01-23</w:t>
+      <w:t>2026-01-24</w:t>
       <w:br/>
       <w:br/>
     </w:r>

--- a/klagomål/A 37322-2022 FSC-klagomål.docx
+++ b/klagomål/A 37322-2022 FSC-klagomål.docx
@@ -928,7 +928,7 @@
     <w:r>
       <w:tab/>
       <w:tab/>
-      <w:t>2026-01-24</w:t>
+      <w:t>2026-01-25</w:t>
       <w:br/>
       <w:br/>
     </w:r>

--- a/klagomål/A 37322-2022 FSC-klagomål.docx
+++ b/klagomål/A 37322-2022 FSC-klagomål.docx
@@ -928,7 +928,7 @@
     <w:r>
       <w:tab/>
       <w:tab/>
-      <w:t>2026-01-25</w:t>
+      <w:t>2026-01-26</w:t>
       <w:br/>
       <w:br/>
     </w:r>

--- a/klagomål/A 37322-2022 FSC-klagomål.docx
+++ b/klagomål/A 37322-2022 FSC-klagomål.docx
@@ -928,7 +928,7 @@
     <w:r>
       <w:tab/>
       <w:tab/>
-      <w:t>2026-01-26</w:t>
+      <w:t>2026-01-27</w:t>
       <w:br/>
       <w:br/>
     </w:r>

--- a/klagomål/A 37322-2022 FSC-klagomål.docx
+++ b/klagomål/A 37322-2022 FSC-klagomål.docx
@@ -928,7 +928,7 @@
     <w:r>
       <w:tab/>
       <w:tab/>
-      <w:t>2026-01-27</w:t>
+      <w:t>2026-01-28</w:t>
       <w:br/>
       <w:br/>
     </w:r>

--- a/klagomål/A 37322-2022 FSC-klagomål.docx
+++ b/klagomål/A 37322-2022 FSC-klagomål.docx
@@ -112,7 +112,7 @@
         <w:pStyle w:val="ListBullet"/>
       </w:pPr>
       <w:r>
-        <w:t>Om ett ombud (tex Norra skog eller Mellanskog) avverkningsanmäler en skog med naturvärden motsvarande nyckelbiotops kvalité men markägaren inte är FSC certifierad, bör du skicka in ett FSC kontrollerat virke klagomål. Då ska klagomålet skickas till ombudsföretaget.</w:t>
+        <w:t>Om ett ombud (tex Norra skog eller Mellanskog) avverkningsanmäler en skog med naturvärden motsvarande nyckelbiotops kvalitet men markägaren inte är FSC certifierad, bör du skicka in ett FSC kontrollerat virke klagomål. Då ska klagomålet skickas till ombudsföretaget.</w:t>
       </w:r>
     </w:p>
     <w:p>
@@ -254,7 +254,25 @@
         <w:t>Garnlav (NT)</w:t>
       </w:r>
       <w:r>
-        <w:t xml:space="preserve"> är en utpräglad barrskogsart som ibland kan drapera träden i norrländska grannaturskogar med hög luftfuktighet. Den förekommer även i talldominerade bestånd där den, förutom i trädens grenverk, påträffas hängande över ojämnheter i tallbarken. Arten har minskat starkt i södra och mellersta Sverige och den minskar även i sitt nordliga utbredningsområde. Orsaken till tillbakagången beror främst på slutavverkningar av naturskogsartade skogar. Bestånd med riklig förekomst bör regelmässigt sparas. Garnlav är värdväxt för den mycket sällsynta och akut hotade fjärilen barrskogslavfly (CR) som hör hemma i boreala barrskogar med riklig förekomst av värdväxten. Tidigare kunde arten konstateras årligen på flera platser vid Dala-Floda i Dalarna innan lokalerna kalavverkades. Senaste fyndet i landet av barrskogslavfly är från år 2000 då den påträffades vid Högberget i Sollefteå kommun (SLU Artdatabanken, 2024).</w:t>
+        <w:t xml:space="preserve"> är en utpräglad barrskogsart som ibland kan drapera träden i norrländska grannaturskogar med hög luftfuktighet. Den förekommer även i talldominerade bestånd där den, förutom i trädens grenverk, påträffas hängande över ojämnheter i tallbarken. Arten har minskat starkt i södra och mellersta Sverige och den minskar även i sitt nordliga utbredningsområde. Orsaken till tillbakagången beror främst på slutavverkningar av naturskogsartade skogar. Bestånd med riklig förekomst bör regelmässigt sparas. Garnlav är värdväxt för den mycket sällsynta och akut hotade fjärilen barrskogslavfly (CR) som hör hemma i boreala barrskogar med riklig förekomst av värdväxten. Tidigare kunde arten konstateras årligen på flera platser vid Dala-Floda i Dalarna innan lokalerna kalavverkades. Senaste fyndet i landet av barrskogslavfly är från år 2000 då den påträffades vid Högberget i Sollefteå kommun. Garnlav är typisk art för </w:t>
+      </w:r>
+      <w:r>
+        <w:rPr>
+          <w:i/>
+        </w:rPr>
+        <w:t xml:space="preserve">9010 Taiga </w:t>
+      </w:r>
+      <w:r>
+        <w:t>och</w:t>
+      </w:r>
+      <w:r>
+        <w:rPr>
+          <w:i/>
+        </w:rPr>
+        <w:t xml:space="preserve"> 9070 Trädklädd betesmark </w:t>
+      </w:r>
+      <w:r>
+        <w:t xml:space="preserve"> (SLU Artdatabanken, 2024).</w:t>
       </w:r>
     </w:p>
     <w:p>
@@ -285,7 +303,25 @@
         <w:t>Plectocarpon scrobiculatae</w:t>
       </w:r>
       <w:r>
-        <w:t xml:space="preserve"> (EN) (SLU Artdatabanken, 2024; Nitare &amp; Skogsstyrelsen, 2019).</w:t>
+        <w:t xml:space="preserve"> (EN). Skrovellav är typisk art för </w:t>
+      </w:r>
+      <w:r>
+        <w:rPr>
+          <w:i/>
+        </w:rPr>
+        <w:t xml:space="preserve">9010 Taiga, 9020 Nordlig ädellövskog, 9040 Fjällbjörkskog, 9070 Trädklädd betesmark, 9160 Näringsrik ekskog, 9180 Ädellövskog i branter, 9190 Näringsfattig ekskog, 8210 Kalkbranter </w:t>
+      </w:r>
+      <w:r>
+        <w:t xml:space="preserve">och </w:t>
+      </w:r>
+      <w:r>
+        <w:rPr>
+          <w:i/>
+        </w:rPr>
+        <w:t>6530 Lövängar</w:t>
+      </w:r>
+      <w:r>
+        <w:t xml:space="preserve"> (SLU Artdatabanken, 2024; Nitare &amp; Skogsstyrelsen, 2019).</w:t>
       </w:r>
     </w:p>
     <w:p>
@@ -323,7 +359,25 @@
         <w:t>Tretåig hackspett (NT, §4)</w:t>
       </w:r>
       <w:r>
-        <w:t xml:space="preserve"> är rödlistad som nära hotad och ingår i bilaga 1 i EU:s fågeldirektiv. Tretåig hackspett är för sin överlevnad beroende av kontinuerlig tillförsel av äldre döende och död ved, som sker genom naturliga självgallringsprocesser i äldre grannaturskogar och barrblandade naturskogar. Om en skog genom skogsbruk gallras eller glesas ur så upphör och uteblir i stort sett den naturliga självgallringsprocessen för mycket lång tid framöver vilket omöjliggör upprätthållandet av den kontinuerliga ekologiska funktionen i ett område. Det finns studier som visar att naturskogens självgallringsprocess som den tretåiga hackspetten är beroende av, inte kan ersättas med efterlämnad hänsyn i skogsbruket (Imbeau &amp; Desrochers, 2002). Storleken på häckningsreviret varierar med skogstypen, förekomsten av död ved och graden av fragmentering, men är i allmänhet i storleksordningen 25–100 hektar. Vintertid krävs ofta betydligt större områden och det finns studier som antyder att arten behöver minst 100 hektar äldre skog. I områden med låg bonitet kan det behövas över 200 hektar lämpligt habitat för att ett par ska kunna reproducera sig. Områden med dokumenterad permanent förekomst i naturskogsmiljöer har vanligen så stora naturvärden att skogsbruk är olämpligt (Skogsstyrelsen, 2016).</w:t>
+        <w:t xml:space="preserve"> är rödlistad som nära hotad och ingår i bilaga 1 i EU:s fågeldirektiv. Tretåig hackspett är för sin överlevnad beroende av kontinuerlig tillförsel av äldre döende och död ved, som sker genom naturliga självgallringsprocesser i äldre grannaturskogar och barrblandade naturskogar. Om en skog genom skogsbruk gallras eller glesas ur så upphör och uteblir i stort sett den naturliga självgallringsprocessen för mycket lång tid framöver vilket omöjliggör upprätthållandet av den kontinuerliga ekologiska funktionen i ett område. Det finns studier som visar att naturskogens självgallringsprocess som den tretåiga hackspetten är beroende av, inte kan ersättas med efterlämnad hänsyn i skogsbruket (Imbeau &amp; Desrochers, 2002). Storleken på häckningsreviret varierar med skogstypen, förekomsten av död ved och graden av fragmentering, men är i allmänhet i storleksordningen 25–100 hektar. Vintertid krävs ofta betydligt större områden och det finns studier som antyder att arten behöver minst 100 hektar äldre skog. I områden med låg bonitet kan det behövas över 200 hektar lämpligt habitat för att ett par ska kunna reproducera sig. Områden med dokumenterad permanent förekomst i naturskogsmiljöer har vanligen så stora naturvärden att skogsbruk är olämpligt. Tretåig hackspett är typisk art för </w:t>
+      </w:r>
+      <w:r>
+        <w:rPr>
+          <w:i/>
+        </w:rPr>
+        <w:t xml:space="preserve">9010 Taiga, 9740 Skogsbevuxen myr, 9030 Landhöjningsskog </w:t>
+      </w:r>
+      <w:r>
+        <w:t xml:space="preserve">och </w:t>
+      </w:r>
+      <w:r>
+        <w:rPr>
+          <w:i/>
+        </w:rPr>
+        <w:t>9040 Fjällbjörkskog</w:t>
+      </w:r>
+      <w:r>
+        <w:t xml:space="preserve"> (Skogsstyrelsen, 2016; SLU Artdatabanken, 2024).</w:t>
       </w:r>
     </w:p>
     <w:p>
@@ -662,7 +716,16 @@
         <w:rPr>
           <w:i/>
         </w:rPr>
-        <w:t>“Områden med dokumenterad permanent förekomst i naturskogsmiljöer har vanligen så stora naturvärden att skogsbruk är olämpligt”.</w:t>
+        <w:t>“Områden med dokumenterad permanent förekomst i naturskogsmiljöer har vanligen så stora naturvärden att skogsbruk är olämpligt”</w:t>
+      </w:r>
+      <w:r>
+        <w:t xml:space="preserve"> (SLU Artdatabanken, 2024; Skogsstyrelsen, 2016)</w:t>
+      </w:r>
+      <w:r>
+        <w:rPr>
+          <w:i/>
+        </w:rPr>
+        <w:t>.</w:t>
       </w:r>
     </w:p>
     <w:p>
@@ -672,12 +735,30 @@
     </w:p>
     <w:p>
       <w:r>
-        <w:t>Permanenta revir av tretåig hackspett karaktäriseras ofta av artens typiska ringformigt ordnade hackmärken på framför allt gamla granar. För att säkerställa att inte revir av tretåig hackspett drabbas av avverkningsplanerna bör en inventering göras i området både under häckningstid och under vintern, då arten utnyttjar betydligt större områden än under sommarens häckningsrevir. Storleken på häckningsreviret varierar med skogstypen, förekomsten av död ved och graden av fragmentering, men är i allmänhet i storleksordningen 25–100 hektar.</w:t>
+        <w:t>Permanenta revir av tretåig hackspett karaktäriseras ofta av artens typiska ringformigt ordnade hackmärken på framför allt gamla granar. För att säkerställa att inte revir av tretåig hackspett drabbas av avverkningsplanerna bör en inventering göras i området både under häckningstid och under vintern, då arten utnyttjar betydligt större områden än under sommarens häckningsrevir. Storleken på häckningsreviret varierar med skogstypen, förekomsten av död ved och graden av fragmentering, men är i allmänhet i storleksordningen 25–100 hektar (SLU Artdatabanken, 2024; Skogsstyrelsen, 2016).</w:t>
       </w:r>
     </w:p>
     <w:p>
       <w:r>
-        <w:t>Förutom fridlysning enligt §4 Artskyddsförordningen är tretåig hackspett även förtecknad i EU:s fågeldirektiv bilaga 1. Den ingår också i Natura 2000 och är förtecknad i Bernkonventionen bilaga II (strikt skyddade djurarter).</w:t>
+        <w:t xml:space="preserve">Förutom fridlysning enligt §4 Artskyddsförordningen är tretåig hackspett även förtecknad i EU:s fågeldirektiv bilaga 1. Den är typisk art för </w:t>
+      </w:r>
+      <w:r>
+        <w:rPr>
+          <w:i/>
+        </w:rPr>
+        <w:t xml:space="preserve">9010 Taiga, 9740 Skogsbevuxen myr, 9030 Landhöjningsskog </w:t>
+      </w:r>
+      <w:r>
+        <w:t xml:space="preserve">och </w:t>
+      </w:r>
+      <w:r>
+        <w:rPr>
+          <w:i/>
+        </w:rPr>
+        <w:t>9040 Fjällbjörkskog</w:t>
+      </w:r>
+      <w:r>
+        <w:t xml:space="preserve"> samt ingår i Natura 2000 och är förtecknad i Bernkonventionen bilaga II (strikt skyddade djurarter) (SLU Artdatabanken, 2024; Skogsstyrelsen, 2016).</w:t>
       </w:r>
     </w:p>
     <w:p>
@@ -699,7 +780,7 @@
         <w:t xml:space="preserve">Förekomst av tretåig hackspett Picoides tridactylus på bestånds- och landskapsnivå. </w:t>
       </w:r>
       <w:r>
-        <w:t>Ornis Svecica 6: 107–119</w:t>
+        <w:t>Ornis Svecica 6: 107–119.</w:t>
       </w:r>
     </w:p>
     <w:p>
@@ -713,7 +794,7 @@
         <w:t xml:space="preserve">Dead wood threshold values for the three-toed woodpecker presence in boreal and sub-Alpine forest. </w:t>
       </w:r>
       <w:r>
-        <w:t>Biological conservation 119(3): 305–318</w:t>
+        <w:t>Biological conservation 119(3): 305–318.</w:t>
       </w:r>
     </w:p>
     <w:p>
@@ -752,10 +833,21 @@
         <w:rPr>
           <w:i/>
         </w:rPr>
-        <w:t xml:space="preserve">Vägledning för hänsyn till fåglar – Tretåig hackspett. </w:t>
-      </w:r>
-      <w:r>
-        <w:t>www.skogsstyrelsen.se</w:t>
+        <w:t>Vägledning för hänsyn till fåglar – Tretåig hackspett.</w:t>
+      </w:r>
+    </w:p>
+    <w:p>
+      <w:r>
+        <w:t xml:space="preserve">SLU Artdatabanken, 2024. </w:t>
+      </w:r>
+      <w:r>
+        <w:rPr>
+          <w:i/>
+        </w:rPr>
+        <w:t xml:space="preserve">Artfaktablad. Naturvård – artfakta. </w:t>
+      </w:r>
+      <w:r>
+        <w:t>SLU Artdatabanken, Uppsala.</w:t>
       </w:r>
     </w:p>
     <w:p>
@@ -783,7 +875,7 @@
         <w:t xml:space="preserve">Population trends of forest birds in a Finnish Lapland landscape of large habitat blocks – Consequences of stochastic environmental variation or regional habitat alteration. </w:t>
       </w:r>
       <w:r>
-        <w:t>Biological conservation 56(2): 223–240</w:t>
+        <w:t>Biological conservation 56(2): 223–240.</w:t>
       </w:r>
     </w:p>
     <w:p>
@@ -928,7 +1020,7 @@
     <w:r>
       <w:tab/>
       <w:tab/>
-      <w:t>2026-01-28</w:t>
+      <w:t>2026-01-29</w:t>
       <w:br/>
       <w:br/>
     </w:r>

--- a/klagomål/A 37322-2022 FSC-klagomål.docx
+++ b/klagomål/A 37322-2022 FSC-klagomål.docx
@@ -1020,7 +1020,7 @@
     <w:r>
       <w:tab/>
       <w:tab/>
-      <w:t>2026-01-29</w:t>
+      <w:t>2026-01-30</w:t>
       <w:br/>
       <w:br/>
     </w:r>

--- a/klagomål/A 37322-2022 FSC-klagomål.docx
+++ b/klagomål/A 37322-2022 FSC-klagomål.docx
@@ -1020,7 +1020,7 @@
     <w:r>
       <w:tab/>
       <w:tab/>
-      <w:t>2026-01-30</w:t>
+      <w:t>2026-01-31</w:t>
       <w:br/>
       <w:br/>
     </w:r>

--- a/klagomål/A 37322-2022 FSC-klagomål.docx
+++ b/klagomål/A 37322-2022 FSC-klagomål.docx
@@ -1020,7 +1020,7 @@
     <w:r>
       <w:tab/>
       <w:tab/>
-      <w:t>2026-03-01</w:t>
+      <w:t>2026-03-02</w:t>
       <w:br/>
       <w:br/>
     </w:r>

--- a/klagomål/A 37322-2022 FSC-klagomål.docx
+++ b/klagomål/A 37322-2022 FSC-klagomål.docx
@@ -269,7 +269,7 @@
         <w:rPr>
           <w:i/>
         </w:rPr>
-        <w:t xml:space="preserve"> 9070 Trädklädd betesmark </w:t>
+        <w:t xml:space="preserve"> 9070 Trädklädd betesmark</w:t>
       </w:r>
       <w:r>
         <w:t xml:space="preserve"> (SLU Artdatabanken, 2024).</w:t>
@@ -1020,7 +1020,7 @@
     <w:r>
       <w:tab/>
       <w:tab/>
-      <w:t>2026-03-02</w:t>
+      <w:t>2026-03-03</w:t>
       <w:br/>
       <w:br/>
     </w:r>

--- a/klagomål/A 37322-2022 FSC-klagomål.docx
+++ b/klagomål/A 37322-2022 FSC-klagomål.docx
@@ -1020,7 +1020,7 @@
     <w:r>
       <w:tab/>
       <w:tab/>
-      <w:t>2026-03-03</w:t>
+      <w:t>2026-03-04</w:t>
       <w:br/>
       <w:br/>
     </w:r>

--- a/klagomål/A 37322-2022 FSC-klagomål.docx
+++ b/klagomål/A 37322-2022 FSC-klagomål.docx
@@ -1020,7 +1020,7 @@
     <w:r>
       <w:tab/>
       <w:tab/>
-      <w:t>2026-03-04</w:t>
+      <w:t>2026-03-05</w:t>
       <w:br/>
       <w:br/>
     </w:r>

--- a/klagomål/A 37322-2022 FSC-klagomål.docx
+++ b/klagomål/A 37322-2022 FSC-klagomål.docx
@@ -1020,7 +1020,7 @@
     <w:r>
       <w:tab/>
       <w:tab/>
-      <w:t>2026-03-05</w:t>
+      <w:t>2026-03-06</w:t>
       <w:br/>
       <w:br/>
     </w:r>

--- a/klagomål/A 37322-2022 FSC-klagomål.docx
+++ b/klagomål/A 37322-2022 FSC-klagomål.docx
@@ -1020,7 +1020,7 @@
     <w:r>
       <w:tab/>
       <w:tab/>
-      <w:t>2026-03-06</w:t>
+      <w:t>2026-03-07</w:t>
       <w:br/>
       <w:br/>
     </w:r>

--- a/klagomål/A 37322-2022 FSC-klagomål.docx
+++ b/klagomål/A 37322-2022 FSC-klagomål.docx
@@ -1020,7 +1020,7 @@
     <w:r>
       <w:tab/>
       <w:tab/>
-      <w:t>2026-03-13</w:t>
+      <w:t>2026-03-16</w:t>
       <w:br/>
       <w:br/>
     </w:r>

--- a/klagomål/A 37322-2022 FSC-klagomål.docx
+++ b/klagomål/A 37322-2022 FSC-klagomål.docx
@@ -1020,7 +1020,7 @@
     <w:r>
       <w:tab/>
       <w:tab/>
-      <w:t>2026-03-16</w:t>
+      <w:t>2026-03-17</w:t>
       <w:br/>
       <w:br/>
     </w:r>

--- a/klagomål/A 37322-2022 FSC-klagomål.docx
+++ b/klagomål/A 37322-2022 FSC-klagomål.docx
@@ -1020,7 +1020,7 @@
     <w:r>
       <w:tab/>
       <w:tab/>
-      <w:t>2026-03-17</w:t>
+      <w:t>2026-03-18</w:t>
       <w:br/>
       <w:br/>
     </w:r>

--- a/klagomål/A 37322-2022 FSC-klagomål.docx
+++ b/klagomål/A 37322-2022 FSC-klagomål.docx
@@ -1020,7 +1020,7 @@
     <w:r>
       <w:tab/>
       <w:tab/>
-      <w:t>2026-03-18</w:t>
+      <w:t>2026-03-19</w:t>
       <w:br/>
       <w:br/>
     </w:r>

--- a/klagomål/A 37322-2022 FSC-klagomål.docx
+++ b/klagomål/A 37322-2022 FSC-klagomål.docx
@@ -1020,7 +1020,7 @@
     <w:r>
       <w:tab/>
       <w:tab/>
-      <w:t>2026-03-19</w:t>
+      <w:t>2026-03-20</w:t>
       <w:br/>
       <w:br/>
     </w:r>

--- a/klagomål/A 37322-2022 FSC-klagomål.docx
+++ b/klagomål/A 37322-2022 FSC-klagomål.docx
@@ -1020,7 +1020,7 @@
     <w:r>
       <w:tab/>
       <w:tab/>
-      <w:t>2026-03-20</w:t>
+      <w:t>2026-03-21</w:t>
       <w:br/>
       <w:br/>
     </w:r>

--- a/klagomål/A 37322-2022 FSC-klagomål.docx
+++ b/klagomål/A 37322-2022 FSC-klagomål.docx
@@ -1020,7 +1020,7 @@
     <w:r>
       <w:tab/>
       <w:tab/>
-      <w:t>2026-03-21</w:t>
+      <w:t>2026-03-22</w:t>
       <w:br/>
       <w:br/>
     </w:r>

--- a/klagomål/A 37322-2022 FSC-klagomål.docx
+++ b/klagomål/A 37322-2022 FSC-klagomål.docx
@@ -1020,7 +1020,7 @@
     <w:r>
       <w:tab/>
       <w:tab/>
-      <w:t>2026-03-22</w:t>
+      <w:t>2026-03-23</w:t>
       <w:br/>
       <w:br/>
     </w:r>

--- a/klagomål/A 37322-2022 FSC-klagomål.docx
+++ b/klagomål/A 37322-2022 FSC-klagomål.docx
@@ -1020,7 +1020,7 @@
     <w:r>
       <w:tab/>
       <w:tab/>
-      <w:t>2026-03-23</w:t>
+      <w:t>2026-03-24</w:t>
       <w:br/>
       <w:br/>
     </w:r>

--- a/klagomål/A 37322-2022 FSC-klagomål.docx
+++ b/klagomål/A 37322-2022 FSC-klagomål.docx
@@ -1020,7 +1020,7 @@
     <w:r>
       <w:tab/>
       <w:tab/>
-      <w:t>2026-03-24</w:t>
+      <w:t>2026-03-25</w:t>
       <w:br/>
       <w:br/>
     </w:r>

--- a/klagomål/A 37322-2022 FSC-klagomål.docx
+++ b/klagomål/A 37322-2022 FSC-klagomål.docx
@@ -1020,7 +1020,7 @@
     <w:r>
       <w:tab/>
       <w:tab/>
-      <w:t>2026-03-25</w:t>
+      <w:t>2026-03-26</w:t>
       <w:br/>
       <w:br/>
     </w:r>

--- a/klagomål/A 37322-2022 FSC-klagomål.docx
+++ b/klagomål/A 37322-2022 FSC-klagomål.docx
@@ -1020,7 +1020,7 @@
     <w:r>
       <w:tab/>
       <w:tab/>
-      <w:t>2026-03-26</w:t>
+      <w:t>2026-03-27</w:t>
       <w:br/>
       <w:br/>
     </w:r>

--- a/klagomål/A 37322-2022 FSC-klagomål.docx
+++ b/klagomål/A 37322-2022 FSC-klagomål.docx
@@ -1020,7 +1020,7 @@
     <w:r>
       <w:tab/>
       <w:tab/>
-      <w:t>2026-03-27</w:t>
+      <w:t>2026-03-28</w:t>
       <w:br/>
       <w:br/>
     </w:r>

--- a/klagomål/A 37322-2022 FSC-klagomål.docx
+++ b/klagomål/A 37322-2022 FSC-klagomål.docx
@@ -1020,7 +1020,7 @@
     <w:r>
       <w:tab/>
       <w:tab/>
-      <w:t>2026-03-28</w:t>
+      <w:t>2026-03-29</w:t>
       <w:br/>
       <w:br/>
     </w:r>

--- a/klagomål/A 37322-2022 FSC-klagomål.docx
+++ b/klagomål/A 37322-2022 FSC-klagomål.docx
@@ -1020,7 +1020,7 @@
     <w:r>
       <w:tab/>
       <w:tab/>
-      <w:t>2026-03-29</w:t>
+      <w:t>2026-03-30</w:t>
       <w:br/>
       <w:br/>
     </w:r>

--- a/klagomål/A 37322-2022 FSC-klagomål.docx
+++ b/klagomål/A 37322-2022 FSC-klagomål.docx
@@ -1020,7 +1020,7 @@
     <w:r>
       <w:tab/>
       <w:tab/>
-      <w:t>2026-03-30</w:t>
+      <w:t>2026-03-31</w:t>
       <w:br/>
       <w:br/>
     </w:r>

--- a/klagomål/A 37322-2022 FSC-klagomål.docx
+++ b/klagomål/A 37322-2022 FSC-klagomål.docx
@@ -1020,7 +1020,7 @@
     <w:r>
       <w:tab/>
       <w:tab/>
-      <w:t>2026-03-31</w:t>
+      <w:t>2026-04-01</w:t>
       <w:br/>
       <w:br/>
     </w:r>

--- a/klagomål/A 37322-2022 FSC-klagomål.docx
+++ b/klagomål/A 37322-2022 FSC-klagomål.docx
@@ -1020,7 +1020,7 @@
     <w:r>
       <w:tab/>
       <w:tab/>
-      <w:t>2026-04-01</w:t>
+      <w:t>2026-04-02</w:t>
       <w:br/>
       <w:br/>
     </w:r>

--- a/klagomål/A 37322-2022 FSC-klagomål.docx
+++ b/klagomål/A 37322-2022 FSC-klagomål.docx
@@ -1020,7 +1020,7 @@
     <w:r>
       <w:tab/>
       <w:tab/>
-      <w:t>2026-04-02</w:t>
+      <w:t>2026-04-03</w:t>
       <w:br/>
       <w:br/>
     </w:r>

--- a/klagomål/A 37322-2022 FSC-klagomål.docx
+++ b/klagomål/A 37322-2022 FSC-klagomål.docx
@@ -1020,7 +1020,7 @@
     <w:r>
       <w:tab/>
       <w:tab/>
-      <w:t>2026-04-03</w:t>
+      <w:t>2026-04-04</w:t>
       <w:br/>
       <w:br/>
     </w:r>

--- a/klagomål/A 37322-2022 FSC-klagomål.docx
+++ b/klagomål/A 37322-2022 FSC-klagomål.docx
@@ -1020,7 +1020,7 @@
     <w:r>
       <w:tab/>
       <w:tab/>
-      <w:t>2026-04-04</w:t>
+      <w:t>2026-04-05</w:t>
       <w:br/>
       <w:br/>
     </w:r>

--- a/klagomål/A 37322-2022 FSC-klagomål.docx
+++ b/klagomål/A 37322-2022 FSC-klagomål.docx
@@ -1020,7 +1020,7 @@
     <w:r>
       <w:tab/>
       <w:tab/>
-      <w:t>2026-04-05</w:t>
+      <w:t>2026-04-06</w:t>
       <w:br/>
       <w:br/>
     </w:r>

--- a/klagomål/A 37322-2022 FSC-klagomål.docx
+++ b/klagomål/A 37322-2022 FSC-klagomål.docx
@@ -1056,7 +1056,7 @@
     <w:r>
       <w:tab/>
       <w:tab/>
-      <w:t>2026-06-15</w:t>
+      <w:t>2026-06-16</w:t>
       <w:br/>
       <w:br/>
     </w:r>

--- a/klagomål/A 37322-2022 FSC-klagomål.docx
+++ b/klagomål/A 37322-2022 FSC-klagomål.docx
@@ -1056,7 +1056,7 @@
     <w:r>
       <w:tab/>
       <w:tab/>
-      <w:t>2026-06-16</w:t>
+      <w:t>2026-06-17</w:t>
       <w:br/>
       <w:br/>
     </w:r>

--- a/klagomål/A 37322-2022 FSC-klagomål.docx
+++ b/klagomål/A 37322-2022 FSC-klagomål.docx
@@ -1,6 +1,6 @@
 
 <file path=word/document.xml><?xml version="1.0" encoding="utf-8"?>
-<w:document xmlns:wpc="http://schemas.microsoft.com/office/word/2010/wordprocessingCanvas" xmlns:cx="http://schemas.microsoft.com/office/drawing/2014/chartex" xmlns:cx1="http://schemas.microsoft.com/office/drawing/2015/9/8/chartex" xmlns:cx2="http://schemas.microsoft.com/office/drawing/2015/10/21/chartex" xmlns:cx3="http://schemas.microsoft.com/office/drawing/2016/5/9/chartex" xmlns:cx4="http://schemas.microsoft.com/office/drawing/2016/5/10/chartex" xmlns:cx5="http://schemas.microsoft.com/office/drawing/2016/5/11/chartex" xmlns:cx6="http://schemas.microsoft.com/office/drawing/2016/5/12/chartex" xmlns:cx7="http://schemas.microsoft.com/office/drawing/2016/5/13/chartex" xmlns:cx8="http://schemas.microsoft.com/office/drawing/2016/5/14/chartex" xmlns:mc="http://schemas.openxmlformats.org/markup-compatibility/2006" xmlns:aink="http://schemas.microsoft.com/office/drawing/2016/ink" xmlns:am3d="http://schemas.microsoft.com/office/drawing/2017/model3d" xmlns:o="urn:schemas-microsoft-com:office:office" xmlns:oel="http://schemas.microsoft.com/office/2019/extlst" xmlns:r="http://schemas.openxmlformats.org/officeDocument/2006/relationships" xmlns:m="http://schemas.openxmlformats.org/officeDocument/2006/math" xmlns:v="urn:schemas-microsoft-com:vml" xmlns:wp14="http://schemas.microsoft.com/office/word/2010/wordprocessingDrawing" xmlns:wp="http://schemas.openxmlformats.org/drawingml/2006/wordprocessingDrawing" xmlns:w10="urn:schemas-microsoft-com:office:word" xmlns:w="http://schemas.openxmlformats.org/wordprocessingml/2006/main" xmlns:w14="http://schemas.microsoft.com/office/word/2010/wordml" xmlns:w15="http://schemas.microsoft.com/office/word/2012/wordml" xmlns:w16cex="http://schemas.microsoft.com/office/word/2018/wordml/cex" xmlns:w16cid="http://schemas.microsoft.com/office/word/2016/wordml/cid" xmlns:w16="http://schemas.microsoft.com/office/word/2018/wordml" xmlns:w16sdtdh="http://schemas.microsoft.com/office/word/2020/wordml/sdtdatahash" xmlns:w16se="http://schemas.microsoft.com/office/word/2015/wordml/symex" xmlns:wpg="http://schemas.microsoft.com/office/word/2010/wordprocessingGroup" xmlns:wpi="http://schemas.microsoft.com/office/word/2010/wordprocessingInk" xmlns:wne="http://schemas.microsoft.com/office/word/2006/wordml" xmlns:wps="http://schemas.microsoft.com/office/word/2010/wordprocessingShape" mc:Ignorable="w14 w15 w16se w16cid w16 w16cex w16sdtdh wp14">
+<w:document xmlns:wpc="http://schemas.microsoft.com/office/word/2010/wordprocessingCanvas" xmlns:cx="http://schemas.microsoft.com/office/drawing/2014/chartex" xmlns:cx1="http://schemas.microsoft.com/office/drawing/2015/9/8/chartex" xmlns:cx2="http://schemas.microsoft.com/office/drawing/2015/10/21/chartex" xmlns:cx3="http://schemas.microsoft.com/office/drawing/2016/5/9/chartex" xmlns:cx4="http://schemas.microsoft.com/office/drawing/2016/5/10/chartex" xmlns:cx5="http://schemas.microsoft.com/office/drawing/2016/5/11/chartex" xmlns:cx6="http://schemas.microsoft.com/office/drawing/2016/5/12/chartex" xmlns:cx7="http://schemas.microsoft.com/office/drawing/2016/5/13/chartex" xmlns:cx8="http://schemas.microsoft.com/office/drawing/2016/5/14/chartex" xmlns:mc="http://schemas.openxmlformats.org/markup-compatibility/2006" xmlns:aink="http://schemas.microsoft.com/office/drawing/2016/ink" xmlns:am3d="http://schemas.microsoft.com/office/drawing/2017/model3d" xmlns:o="urn:schemas-microsoft-com:office:office" xmlns:oel="http://schemas.microsoft.com/office/2019/extlst" xmlns:r="http://schemas.openxmlformats.org/officeDocument/2006/relationships" xmlns:m="http://schemas.openxmlformats.org/officeDocument/2006/math" xmlns:v="urn:schemas-microsoft-com:vml" xmlns:wp14="http://schemas.microsoft.com/office/word/2010/wordprocessingDrawing" xmlns:wp="http://schemas.openxmlformats.org/drawingml/2006/wordprocessingDrawing" xmlns:w10="urn:schemas-microsoft-com:office:word" xmlns:w="http://schemas.openxmlformats.org/wordprocessingml/2006/main" xmlns:w14="http://schemas.microsoft.com/office/word/2010/wordml" xmlns:w15="http://schemas.microsoft.com/office/word/2012/wordml" xmlns:w16cex="http://schemas.microsoft.com/office/word/2018/wordml/cex" xmlns:w16cid="http://schemas.microsoft.com/office/word/2016/wordml/cid" xmlns:w16="http://schemas.microsoft.com/office/word/2018/wordml" xmlns:w16du="http://schemas.microsoft.com/office/word/2023/wordml/word16du" xmlns:w16sdtdh="http://schemas.microsoft.com/office/word/2020/wordml/sdtdatahash" xmlns:w16sdtfl="http://schemas.microsoft.com/office/word/2024/wordml/sdtformatlock" xmlns:w16se="http://schemas.microsoft.com/office/word/2015/wordml/symex" xmlns:wpg="http://schemas.microsoft.com/office/word/2010/wordprocessingGroup" xmlns:wpi="http://schemas.microsoft.com/office/word/2010/wordprocessingInk" xmlns:wne="http://schemas.microsoft.com/office/word/2006/wordml" xmlns:wps="http://schemas.microsoft.com/office/word/2010/wordprocessingShape" mc:Ignorable="w14 w15 w16se w16cid w16 w16cex w16sdtdh w16sdtfl w16du wp14">
   <w:body>
     <w:p>
       <w:r>
@@ -168,7 +168,7 @@
     </w:p>
     <w:p>
       <w:r>
-        <w:t>Detta dokument behandlar höga naturvärden i avverkningsanmälan A 37322-2022 i Vilhelmina kommun. Denna avverkningsanmälan inkom 2022-09-02 00:00:00 och omfattar 15,4 ha.</w:t>
+        <w:t>Detta dokument behandlar höga naturvärden i avverkningsanmälan A 37322-2022 i Vilhelmina kommun som inkom 2022-09-02 och omfattar 15,4 ha.</w:t>
       </w:r>
     </w:p>
     <w:p>
@@ -191,12 +191,15 @@
     </w:p>
     <w:p>
       <w:r>
-        <w:t>I avverkningsanmälan har följande 4 naturvårdsarter hittats: garnlav (NT), granticka (NT), skrovellav (NT) och tretåig hackspett (NT, §4). Av dessa är 4 rödlistade. För rödlistade arter har rödlistekategorin angivits inom parentes. För fridlysta arter anges även paragrafen i Artskyddsförordningen som arten är fridlyst enligt.</w:t>
+        <w:t>I avverkningsanmälan har följande 3 naturvårdsarter hittats: garnlav (VU, T), skrovellav (NT, T) och tretåig hackspett (NT, T, §4). Av dessa är 3 rödlistade. För rödlistade arter har rödlistekategorin angivits inom parentes. Typiska arter inom Natura 2000 som är kopplade till skogsekosystem har markerats med (T). För fridlysta arter anges även paragrafen i Artskyddsförordningen som arten är fridlyst enligt.</w:t>
       </w:r>
     </w:p>
     <w:p>
       <w:r>
-        <w:t>De påträffade naturvårdsarterna är ett tydligt kvitto på att detta rör sig om en skog med höga naturvärden. I Figur 1 visas en karta över det avverkningsanmälda området, där samtliga fyndplatser för naturvårdsarter som finns registrerade på Artportalen har markerats.</w:t>
+        <w:t>De påträffade naturvårdsarterna är ett tydligt kvitto på att det rör sig om en skog med höga naturvärden.</w:t>
+      </w:r>
+      <w:r>
+        <w:t xml:space="preserve"> I Figur 1 visas fyndplatser för naturvårdsarter i området, som finns registrerade på Artportalen.</w:t>
       </w:r>
     </w:p>
     <w:p>
@@ -206,7 +209,7 @@
       <w:r>
         <w:drawing>
           <wp:inline xmlns:a="http://schemas.openxmlformats.org/drawingml/2006/main" xmlns:pic="http://schemas.openxmlformats.org/drawingml/2006/picture">
-            <wp:extent cx="5486400" cy="5927090"/>
+            <wp:extent cx="5486400" cy="5683668"/>
             <wp:docPr id="1" name="Picture 1"/>
             <wp:cNvGraphicFramePr>
               <a:graphicFrameLocks noChangeAspect="1"/>
@@ -227,7 +230,7 @@
                   <pic:spPr>
                     <a:xfrm>
                       <a:off x="0" y="0"/>
-                      <a:ext cx="5486400" cy="5927090"/>
+                      <a:ext cx="5486400" cy="5683668"/>
                     </a:xfrm>
                     <a:prstGeom prst="rect"/>
                   </pic:spPr>
@@ -241,9 +244,79 @@
     <w:p>
       <w:pPr>
         <w:pStyle w:val="Caption"/>
+        <w:spacing w:after="240"/>
       </w:pPr>
       <w:r>
-        <w:t>Figur 1. Fyndplatser för naturvårdsarter i det avverkningsanmälda området (röd linje). Markörer utan svart kant är placerade på fyndplatsen. Markörer med svart kant är placerade vid sidan av fyndplatsen och har ett svart streck som visar fyndplatsens exakta position. Kartans mittpunktskoordinat är N 7191370, E 557057 i SWEREF 99 TM.</w:t>
+        <w:t>Figur 1. Fyndplatser för naturvårdsarter i avverkningsanmälan (röd linje). Markörer utan svart kant är placerade på fyndplatsen. Markörer med svart kant är placerade vid sidan av fyndplatsen och har ett svart streck som visar fyndplatsens exakta position. Kartans mittpunktskoordinat är N 7191370, E 557057 i SWEREF 99 TM.</w:t>
+      </w:r>
+    </w:p>
+    <w:p>
+      <w:pPr>
+        <w:pStyle w:val="Heading2"/>
+      </w:pPr>
+      <w:r>
+        <w:t>Fridlysta arter</w:t>
+      </w:r>
+    </w:p>
+    <w:p>
+      <w:r>
+        <w:t>Följande fridlysta arter har sina livsmiljöer och växtplatser i den avverkningsanmälda skogen: tretåig hackspett (NT, T, §4).</w:t>
+      </w:r>
+    </w:p>
+    <w:p>
+      <w:r>
+        <w:t xml:space="preserve">Observera att medlemsländerna är skyldiga att agera i enlighet med EU:s fågeldirektiv där det uttryckligen står att direktivet gäller för fåglar samt för deras ägg, bon och </w:t>
+      </w:r>
+      <w:r>
+        <w:rPr>
+          <w:b/>
+        </w:rPr>
+        <w:t xml:space="preserve">livsmiljöer </w:t>
+      </w:r>
+      <w:r>
+        <w:t>(artikel 1). Vidare att de åtgärder som vidtas inte får leda till en försämring av den nuvarande situationen beträffande bevarandet av de fågelarter som avses i artikel 1 (artikel 13). Fågeldirektivet är styrande för tillsynsansvariga myndigheters ärendehantering, ställningstaganden och beslutsfattande.</w:t>
+      </w:r>
+    </w:p>
+    <w:p>
+      <w:r>
+        <w:rPr>
+          <w:b/>
+        </w:rPr>
+        <w:t>Tretåig hackspett (NT, §4)</w:t>
+      </w:r>
+      <w:r>
+        <w:t xml:space="preserve"> är rödlistad som nära hotad och ingår i bilaga 1 i EU:s fågeldirektiv. Tretåig hackspett är för sin överlevnad beroende av kontinuerlig tillförsel av äldre döende och död ved, som sker genom naturliga självgallringsprocesser i äldre grannaturskogar och barrblandade naturskogar. Om en skog genom skogsbruk gallras eller glesas ur så upphör och uteblir i stort sett den naturliga självgallringsprocessen för mycket lång tid framöver vilket omöjliggör upprätthållandet av den kontinuerliga ekologiska funktionen i ett område. Det finns studier som visar att naturskogens självgallringsprocess som den tretåiga hackspetten är beroende av, inte kan ersättas med efterlämnad hänsyn i skogsbruket (Imbeau &amp; Desrochers, 2002). Storleken på häckningsreviret varierar med skogstypen, förekomsten av död ved och graden av fragmentering, men är i allmänhet i storleksordningen 25–100 hektar. Vintertid krävs ofta betydligt större områden och det finns studier som antyder att arten behöver minst 100 hektar äldre skog. I områden med låg bonitet kan det behövas över 200 hektar lämpligt habitat för att ett par ska kunna reproducera sig. Områden med dokumenterad permanent förekomst i naturskogsmiljöer har vanligen så stora naturvärden att skogsbruk är olämpligt. Tretåig hackspett är typisk art för </w:t>
+      </w:r>
+      <w:r>
+        <w:rPr>
+          <w:i/>
+        </w:rPr>
+        <w:t xml:space="preserve">9010 Taiga, 9740 Skogsbevuxen myr, 9030 Landhöjningsskog </w:t>
+      </w:r>
+      <w:r>
+        <w:t xml:space="preserve">och </w:t>
+      </w:r>
+      <w:r>
+        <w:rPr>
+          <w:i/>
+        </w:rPr>
+        <w:t>9040 Fjällbjörkskog</w:t>
+      </w:r>
+      <w:r>
+        <w:t xml:space="preserve"> (Skogsstyrelsen, 2016; SLU Artdatabanken, 2024).</w:t>
+      </w:r>
+    </w:p>
+    <w:p>
+      <w:r>
+        <w:t>I BILAGA 1 finns mer detaljerad information om ekologi samt krav på livsmiljö hos fridlysta arter.</w:t>
+      </w:r>
+    </w:p>
+    <w:p>
+      <w:pPr>
+        <w:pStyle w:val="Heading2"/>
+      </w:pPr>
+      <w:r>
+        <w:t>Övriga naturvårdsarter</w:t>
       </w:r>
     </w:p>
     <w:p>
@@ -273,44 +346,6 @@
       </w:r>
       <w:r>
         <w:t xml:space="preserve"> (SLU Artdatabanken, 2026).</w:t>
-      </w:r>
-    </w:p>
-    <w:p>
-      <w:r>
-        <w:rPr>
-          <w:b/>
-        </w:rPr>
-        <w:t>Granticka</w:t>
-      </w:r>
-      <w:r>
-        <w:t xml:space="preserve"> förekommer främst i äldre skogar med naturskogskaraktär, liksom i dimensionsavverkade och plockhuggna skogar. I äldre grannaturskog i norra Sverige är den alltjämt en förhållandevis vanlig karaktärsart, medan den längre söderut blir allt mer sällsynt. I Götaland och delar av Svealand är den en god signalart för skyddsvärda granskogsmiljöer. Arten bedöms ha minskat starkt under senare år på grund av skogsavverkningar, då den framför allt växer i äldre granskog med långvarig grankontinuitet. I urskogsliknande bestånd i norra Sverige kan ibland påträffas den mycket sällsynta tickan grantickeporing (VU), som lever på döda grantickor. Det som tidigare inbegripit grantickan har visat sig röra sig om två arter; tajgagranticka </w:t>
-      </w:r>
-      <w:r>
-        <w:rPr>
-          <w:i/>
-        </w:rPr>
-        <w:t>Porodaedalea abietis</w:t>
-      </w:r>
-      <w:r>
-        <w:t xml:space="preserve"> (LC) och </w:t>
-      </w:r>
-      <w:r>
-        <w:rPr>
-          <w:i/>
-        </w:rPr>
-        <w:t>Porodaedalea chrysoloma</w:t>
-      </w:r>
-      <w:r>
-        <w:t xml:space="preserve"> (DD). Den nordligare arten, tajgagranticka, bildar större fruktkroppar och har sin främsta förekomst i norra Sverige, medan den mer tunnköttiga arten, </w:t>
-      </w:r>
-      <w:r>
-        <w:rPr>
-          <w:i/>
-        </w:rPr>
-        <w:t>P. chrysoloma</w:t>
-      </w:r>
-      <w:r>
-        <w:t>, förekommer i sydöstra Sverige och på Gotland (SLU Artdatabanken, 2026; Nitare &amp; Skogsstyrelsen, 2019).</w:t>
       </w:r>
     </w:p>
     <w:p>
@@ -365,67 +400,6 @@
         <w:pStyle w:val="Heading1"/>
       </w:pPr>
       <w:r>
-        <w:t>Fridlysta arter</w:t>
-      </w:r>
-    </w:p>
-    <w:p>
-      <w:r>
-        <w:t>Följande fridlysta arter har sina livsmiljöer och växtplatser i den avverkningsanmälda skogen: tretåig hackspett (NT, §4).</w:t>
-      </w:r>
-    </w:p>
-    <w:p>
-      <w:r>
-        <w:t xml:space="preserve">Observera att medlemsländerna är skyldiga att agera i enlighet med EU:s fågeldirektiv där det uttryckligen står att direktivet gäller för fåglar samt för deras ägg, bon och </w:t>
-      </w:r>
-      <w:r>
-        <w:rPr>
-          <w:b/>
-        </w:rPr>
-        <w:t xml:space="preserve">livsmiljöer </w:t>
-      </w:r>
-      <w:r>
-        <w:t>(artikel 1). Vidare att de åtgärder som vidtas inte får leda till en försämring av den nuvarande situationen beträffande bevarandet av de fågelarter som avses i artikel 1 (artikel 13). Fågeldirektivet är styrande för tillsynsansvariga myndigheters ärendehantering, ställningstaganden och beslutsfattande.</w:t>
-      </w:r>
-    </w:p>
-    <w:p>
-      <w:r>
-        <w:rPr>
-          <w:b/>
-        </w:rPr>
-        <w:t>Tretåig hackspett (NT, §4)</w:t>
-      </w:r>
-      <w:r>
-        <w:t xml:space="preserve"> är rödlistad som nära hotad och ingår i bilaga 1 i EU:s fågeldirektiv. Tretåig hackspett är för sin överlevnad beroende av kontinuerlig tillförsel av äldre döende och död ved, som sker genom naturliga självgallringsprocesser i äldre grannaturskogar och barrblandade naturskogar. Om en skog genom skogsbruk gallras eller glesas ur så upphör och uteblir i stort sett den naturliga självgallringsprocessen för mycket lång tid framöver vilket omöjliggör upprätthållandet av den kontinuerliga ekologiska funktionen i ett område. Det finns studier som visar att naturskogens självgallringsprocess som den tretåiga hackspetten är beroende av, inte kan ersättas med efterlämnad hänsyn i skogsbruket (Imbeau &amp; Desrochers, 2002). Storleken på häckningsreviret varierar med skogstypen, förekomsten av död ved och graden av fragmentering, men är i allmänhet i storleksordningen 25–100 hektar. Vintertid krävs ofta betydligt större områden och det finns studier som antyder att arten behöver minst 100 hektar äldre skog. I områden med låg bonitet kan det behövas över 200 hektar lämpligt habitat för att ett par ska kunna reproducera sig. Områden med dokumenterad permanent förekomst i naturskogsmiljöer har vanligen så stora naturvärden att skogsbruk är olämpligt. Tretåig hackspett är typisk art för </w:t>
-      </w:r>
-      <w:r>
-        <w:rPr>
-          <w:i/>
-        </w:rPr>
-        <w:t xml:space="preserve">9010 Taiga, 9740 Skogsbevuxen myr, 9030 Landhöjningsskog </w:t>
-      </w:r>
-      <w:r>
-        <w:t xml:space="preserve">och </w:t>
-      </w:r>
-      <w:r>
-        <w:rPr>
-          <w:i/>
-        </w:rPr>
-        <w:t>9040 Fjällbjörkskog</w:t>
-      </w:r>
-      <w:r>
-        <w:t xml:space="preserve"> (Skogsstyrelsen, 2016; SLU Artdatabanken, 2024).</w:t>
-      </w:r>
-    </w:p>
-    <w:p>
-      <w:r>
-        <w:t>I BILAGA 1 finns mer detaljerad information om ekologi samt krav på livsmiljö hos fridlysta arter.</w:t>
-      </w:r>
-    </w:p>
-    <w:p>
-      <w:pPr>
-        <w:pStyle w:val="Heading1"/>
-      </w:pPr>
-      <w:r>
         <w:t>Certifiering</w:t>
       </w:r>
     </w:p>
@@ -527,7 +501,7 @@
         <w:rPr>
           <w:i/>
         </w:rPr>
-        <w:t>I det avverkningsanmälda skogsområdet har 4 naturvårdsarter varav 4 rödlistade arter sina livsmiljöer och växtplatser.</w:t>
+        <w:t>I det avverkningsanmälda skogsområdet har 3 naturvårdsarter varav 3 rödlistade arter sina livsmiljöer och växtplatser.</w:t>
       </w:r>
     </w:p>
     <w:p>
@@ -946,7 +920,7 @@
 </file>
 
 <file path=word/endnotes.xml><?xml version="1.0" encoding="utf-8"?>
-<w:endnotes xmlns:wpc="http://schemas.microsoft.com/office/word/2010/wordprocessingCanvas" xmlns:cx="http://schemas.microsoft.com/office/drawing/2014/chartex" xmlns:cx1="http://schemas.microsoft.com/office/drawing/2015/9/8/chartex" xmlns:cx2="http://schemas.microsoft.com/office/drawing/2015/10/21/chartex" xmlns:cx3="http://schemas.microsoft.com/office/drawing/2016/5/9/chartex" xmlns:cx4="http://schemas.microsoft.com/office/drawing/2016/5/10/chartex" xmlns:cx5="http://schemas.microsoft.com/office/drawing/2016/5/11/chartex" xmlns:cx6="http://schemas.microsoft.com/office/drawing/2016/5/12/chartex" xmlns:cx7="http://schemas.microsoft.com/office/drawing/2016/5/13/chartex" xmlns:cx8="http://schemas.microsoft.com/office/drawing/2016/5/14/chartex" xmlns:mc="http://schemas.openxmlformats.org/markup-compatibility/2006" xmlns:aink="http://schemas.microsoft.com/office/drawing/2016/ink" xmlns:am3d="http://schemas.microsoft.com/office/drawing/2017/model3d" xmlns:o="urn:schemas-microsoft-com:office:office" xmlns:oel="http://schemas.microsoft.com/office/2019/extlst" xmlns:r="http://schemas.openxmlformats.org/officeDocument/2006/relationships" xmlns:m="http://schemas.openxmlformats.org/officeDocument/2006/math" xmlns:v="urn:schemas-microsoft-com:vml" xmlns:wp14="http://schemas.microsoft.com/office/word/2010/wordprocessingDrawing" xmlns:wp="http://schemas.openxmlformats.org/drawingml/2006/wordprocessingDrawing" xmlns:w10="urn:schemas-microsoft-com:office:word" xmlns:w="http://schemas.openxmlformats.org/wordprocessingml/2006/main" xmlns:w14="http://schemas.microsoft.com/office/word/2010/wordml" xmlns:w15="http://schemas.microsoft.com/office/word/2012/wordml" xmlns:w16cex="http://schemas.microsoft.com/office/word/2018/wordml/cex" xmlns:w16cid="http://schemas.microsoft.com/office/word/2016/wordml/cid" xmlns:w16="http://schemas.microsoft.com/office/word/2018/wordml" xmlns:w16sdtdh="http://schemas.microsoft.com/office/word/2020/wordml/sdtdatahash" xmlns:w16se="http://schemas.microsoft.com/office/word/2015/wordml/symex" xmlns:wpg="http://schemas.microsoft.com/office/word/2010/wordprocessingGroup" xmlns:wpi="http://schemas.microsoft.com/office/word/2010/wordprocessingInk" xmlns:wne="http://schemas.microsoft.com/office/word/2006/wordml" xmlns:wps="http://schemas.microsoft.com/office/word/2010/wordprocessingShape" mc:Ignorable="w14 w15 w16se w16cid w16 w16cex w16sdtdh wp14">
+<w:endnotes xmlns:wpc="http://schemas.microsoft.com/office/word/2010/wordprocessingCanvas" xmlns:cx="http://schemas.microsoft.com/office/drawing/2014/chartex" xmlns:cx1="http://schemas.microsoft.com/office/drawing/2015/9/8/chartex" xmlns:cx2="http://schemas.microsoft.com/office/drawing/2015/10/21/chartex" xmlns:cx3="http://schemas.microsoft.com/office/drawing/2016/5/9/chartex" xmlns:cx4="http://schemas.microsoft.com/office/drawing/2016/5/10/chartex" xmlns:cx5="http://schemas.microsoft.com/office/drawing/2016/5/11/chartex" xmlns:cx6="http://schemas.microsoft.com/office/drawing/2016/5/12/chartex" xmlns:cx7="http://schemas.microsoft.com/office/drawing/2016/5/13/chartex" xmlns:cx8="http://schemas.microsoft.com/office/drawing/2016/5/14/chartex" xmlns:mc="http://schemas.openxmlformats.org/markup-compatibility/2006" xmlns:aink="http://schemas.microsoft.com/office/drawing/2016/ink" xmlns:am3d="http://schemas.microsoft.com/office/drawing/2017/model3d" xmlns:o="urn:schemas-microsoft-com:office:office" xmlns:oel="http://schemas.microsoft.com/office/2019/extlst" xmlns:r="http://schemas.openxmlformats.org/officeDocument/2006/relationships" xmlns:m="http://schemas.openxmlformats.org/officeDocument/2006/math" xmlns:v="urn:schemas-microsoft-com:vml" xmlns:wp14="http://schemas.microsoft.com/office/word/2010/wordprocessingDrawing" xmlns:wp="http://schemas.openxmlformats.org/drawingml/2006/wordprocessingDrawing" xmlns:w10="urn:schemas-microsoft-com:office:word" xmlns:w="http://schemas.openxmlformats.org/wordprocessingml/2006/main" xmlns:w14="http://schemas.microsoft.com/office/word/2010/wordml" xmlns:w15="http://schemas.microsoft.com/office/word/2012/wordml" xmlns:w16cex="http://schemas.microsoft.com/office/word/2018/wordml/cex" xmlns:w16cid="http://schemas.microsoft.com/office/word/2016/wordml/cid" xmlns:w16="http://schemas.microsoft.com/office/word/2018/wordml" xmlns:w16du="http://schemas.microsoft.com/office/word/2023/wordml/word16du" xmlns:w16sdtdh="http://schemas.microsoft.com/office/word/2020/wordml/sdtdatahash" xmlns:w16sdtfl="http://schemas.microsoft.com/office/word/2024/wordml/sdtformatlock" xmlns:w16se="http://schemas.microsoft.com/office/word/2015/wordml/symex" xmlns:wpg="http://schemas.microsoft.com/office/word/2010/wordprocessingGroup" xmlns:wpi="http://schemas.microsoft.com/office/word/2010/wordprocessingInk" xmlns:wne="http://schemas.microsoft.com/office/word/2006/wordml" xmlns:wps="http://schemas.microsoft.com/office/word/2010/wordprocessingShape" mc:Ignorable="w14 w15 w16se w16cid w16 w16cex w16sdtdh w16sdtfl w16du wp14">
   <w:endnote w:type="separator" w:id="-1">
     <w:p>
       <w:pPr>
@@ -971,7 +945,7 @@
 </file>
 
 <file path=word/footer1.xml><?xml version="1.0" encoding="utf-8"?>
-<w:ftr xmlns:wpc="http://schemas.microsoft.com/office/word/2010/wordprocessingCanvas" xmlns:cx="http://schemas.microsoft.com/office/drawing/2014/chartex" xmlns:cx1="http://schemas.microsoft.com/office/drawing/2015/9/8/chartex" xmlns:cx2="http://schemas.microsoft.com/office/drawing/2015/10/21/chartex" xmlns:cx3="http://schemas.microsoft.com/office/drawing/2016/5/9/chartex" xmlns:cx4="http://schemas.microsoft.com/office/drawing/2016/5/10/chartex" xmlns:cx5="http://schemas.microsoft.com/office/drawing/2016/5/11/chartex" xmlns:cx6="http://schemas.microsoft.com/office/drawing/2016/5/12/chartex" xmlns:cx7="http://schemas.microsoft.com/office/drawing/2016/5/13/chartex" xmlns:cx8="http://schemas.microsoft.com/office/drawing/2016/5/14/chartex" xmlns:mc="http://schemas.openxmlformats.org/markup-compatibility/2006" xmlns:aink="http://schemas.microsoft.com/office/drawing/2016/ink" xmlns:am3d="http://schemas.microsoft.com/office/drawing/2017/model3d" xmlns:o="urn:schemas-microsoft-com:office:office" xmlns:oel="http://schemas.microsoft.com/office/2019/extlst" xmlns:r="http://schemas.openxmlformats.org/officeDocument/2006/relationships" xmlns:m="http://schemas.openxmlformats.org/officeDocument/2006/math" xmlns:v="urn:schemas-microsoft-com:vml" xmlns:wp14="http://schemas.microsoft.com/office/word/2010/wordprocessingDrawing" xmlns:wp="http://schemas.openxmlformats.org/drawingml/2006/wordprocessingDrawing" xmlns:w10="urn:schemas-microsoft-com:office:word" xmlns:w="http://schemas.openxmlformats.org/wordprocessingml/2006/main" xmlns:w14="http://schemas.microsoft.com/office/word/2010/wordml" xmlns:w15="http://schemas.microsoft.com/office/word/2012/wordml" xmlns:w16cex="http://schemas.microsoft.com/office/word/2018/wordml/cex" xmlns:w16cid="http://schemas.microsoft.com/office/word/2016/wordml/cid" xmlns:w16="http://schemas.microsoft.com/office/word/2018/wordml" xmlns:w16sdtdh="http://schemas.microsoft.com/office/word/2020/wordml/sdtdatahash" xmlns:w16se="http://schemas.microsoft.com/office/word/2015/wordml/symex" xmlns:wpg="http://schemas.microsoft.com/office/word/2010/wordprocessingGroup" xmlns:wpi="http://schemas.microsoft.com/office/word/2010/wordprocessingInk" xmlns:wne="http://schemas.microsoft.com/office/word/2006/wordml" xmlns:wps="http://schemas.microsoft.com/office/word/2010/wordprocessingShape" mc:Ignorable="w14 w15 w16se w16cid w16 w16cex w16sdtdh wp14">
+<w:ftr xmlns:wpc="http://schemas.microsoft.com/office/word/2010/wordprocessingCanvas" xmlns:cx="http://schemas.microsoft.com/office/drawing/2014/chartex" xmlns:cx1="http://schemas.microsoft.com/office/drawing/2015/9/8/chartex" xmlns:cx2="http://schemas.microsoft.com/office/drawing/2015/10/21/chartex" xmlns:cx3="http://schemas.microsoft.com/office/drawing/2016/5/9/chartex" xmlns:cx4="http://schemas.microsoft.com/office/drawing/2016/5/10/chartex" xmlns:cx5="http://schemas.microsoft.com/office/drawing/2016/5/11/chartex" xmlns:cx6="http://schemas.microsoft.com/office/drawing/2016/5/12/chartex" xmlns:cx7="http://schemas.microsoft.com/office/drawing/2016/5/13/chartex" xmlns:cx8="http://schemas.microsoft.com/office/drawing/2016/5/14/chartex" xmlns:mc="http://schemas.openxmlformats.org/markup-compatibility/2006" xmlns:aink="http://schemas.microsoft.com/office/drawing/2016/ink" xmlns:am3d="http://schemas.microsoft.com/office/drawing/2017/model3d" xmlns:o="urn:schemas-microsoft-com:office:office" xmlns:oel="http://schemas.microsoft.com/office/2019/extlst" xmlns:r="http://schemas.openxmlformats.org/officeDocument/2006/relationships" xmlns:m="http://schemas.openxmlformats.org/officeDocument/2006/math" xmlns:v="urn:schemas-microsoft-com:vml" xmlns:wp14="http://schemas.microsoft.com/office/word/2010/wordprocessingDrawing" xmlns:wp="http://schemas.openxmlformats.org/drawingml/2006/wordprocessingDrawing" xmlns:w10="urn:schemas-microsoft-com:office:word" xmlns:w="http://schemas.openxmlformats.org/wordprocessingml/2006/main" xmlns:w14="http://schemas.microsoft.com/office/word/2010/wordml" xmlns:w15="http://schemas.microsoft.com/office/word/2012/wordml" xmlns:w16cex="http://schemas.microsoft.com/office/word/2018/wordml/cex" xmlns:w16cid="http://schemas.microsoft.com/office/word/2016/wordml/cid" xmlns:w16="http://schemas.microsoft.com/office/word/2018/wordml" xmlns:w16du="http://schemas.microsoft.com/office/word/2023/wordml/word16du" xmlns:w16sdtdh="http://schemas.microsoft.com/office/word/2020/wordml/sdtdatahash" xmlns:w16sdtfl="http://schemas.microsoft.com/office/word/2024/wordml/sdtformatlock" xmlns:w16se="http://schemas.microsoft.com/office/word/2015/wordml/symex" xmlns:wpg="http://schemas.microsoft.com/office/word/2010/wordprocessingGroup" xmlns:wpi="http://schemas.microsoft.com/office/word/2010/wordprocessingInk" xmlns:wne="http://schemas.microsoft.com/office/word/2006/wordml" xmlns:wps="http://schemas.microsoft.com/office/word/2010/wordprocessingShape" mc:Ignorable="w14 w15 w16se w16cid w16 w16cex w16sdtdh w16sdtfl w16du wp14">
   <w:p>
     <w:pPr>
       <w:pStyle w:val="Footer"/>
@@ -981,7 +955,7 @@
 </file>
 
 <file path=word/footer2.xml><?xml version="1.0" encoding="utf-8"?>
-<w:ftr xmlns:wpc="http://schemas.microsoft.com/office/word/2010/wordprocessingCanvas" xmlns:cx="http://schemas.microsoft.com/office/drawing/2014/chartex" xmlns:cx1="http://schemas.microsoft.com/office/drawing/2015/9/8/chartex" xmlns:cx2="http://schemas.microsoft.com/office/drawing/2015/10/21/chartex" xmlns:cx3="http://schemas.microsoft.com/office/drawing/2016/5/9/chartex" xmlns:cx4="http://schemas.microsoft.com/office/drawing/2016/5/10/chartex" xmlns:cx5="http://schemas.microsoft.com/office/drawing/2016/5/11/chartex" xmlns:cx6="http://schemas.microsoft.com/office/drawing/2016/5/12/chartex" xmlns:cx7="http://schemas.microsoft.com/office/drawing/2016/5/13/chartex" xmlns:cx8="http://schemas.microsoft.com/office/drawing/2016/5/14/chartex" xmlns:mc="http://schemas.openxmlformats.org/markup-compatibility/2006" xmlns:aink="http://schemas.microsoft.com/office/drawing/2016/ink" xmlns:am3d="http://schemas.microsoft.com/office/drawing/2017/model3d" xmlns:o="urn:schemas-microsoft-com:office:office" xmlns:oel="http://schemas.microsoft.com/office/2019/extlst" xmlns:r="http://schemas.openxmlformats.org/officeDocument/2006/relationships" xmlns:m="http://schemas.openxmlformats.org/officeDocument/2006/math" xmlns:v="urn:schemas-microsoft-com:vml" xmlns:wp14="http://schemas.microsoft.com/office/word/2010/wordprocessingDrawing" xmlns:wp="http://schemas.openxmlformats.org/drawingml/2006/wordprocessingDrawing" xmlns:w10="urn:schemas-microsoft-com:office:word" xmlns:w="http://schemas.openxmlformats.org/wordprocessingml/2006/main" xmlns:w14="http://schemas.microsoft.com/office/word/2010/wordml" xmlns:w15="http://schemas.microsoft.com/office/word/2012/wordml" xmlns:w16cex="http://schemas.microsoft.com/office/word/2018/wordml/cex" xmlns:w16cid="http://schemas.microsoft.com/office/word/2016/wordml/cid" xmlns:w16="http://schemas.microsoft.com/office/word/2018/wordml" xmlns:w16sdtdh="http://schemas.microsoft.com/office/word/2020/wordml/sdtdatahash" xmlns:w16se="http://schemas.microsoft.com/office/word/2015/wordml/symex" xmlns:wpg="http://schemas.microsoft.com/office/word/2010/wordprocessingGroup" xmlns:wpi="http://schemas.microsoft.com/office/word/2010/wordprocessingInk" xmlns:wne="http://schemas.microsoft.com/office/word/2006/wordml" xmlns:wps="http://schemas.microsoft.com/office/word/2010/wordprocessingShape" mc:Ignorable="w14 w15 w16se w16cid w16 w16cex w16sdtdh wp14">
+<w:ftr xmlns:wpc="http://schemas.microsoft.com/office/word/2010/wordprocessingCanvas" xmlns:cx="http://schemas.microsoft.com/office/drawing/2014/chartex" xmlns:cx1="http://schemas.microsoft.com/office/drawing/2015/9/8/chartex" xmlns:cx2="http://schemas.microsoft.com/office/drawing/2015/10/21/chartex" xmlns:cx3="http://schemas.microsoft.com/office/drawing/2016/5/9/chartex" xmlns:cx4="http://schemas.microsoft.com/office/drawing/2016/5/10/chartex" xmlns:cx5="http://schemas.microsoft.com/office/drawing/2016/5/11/chartex" xmlns:cx6="http://schemas.microsoft.com/office/drawing/2016/5/12/chartex" xmlns:cx7="http://schemas.microsoft.com/office/drawing/2016/5/13/chartex" xmlns:cx8="http://schemas.microsoft.com/office/drawing/2016/5/14/chartex" xmlns:mc="http://schemas.openxmlformats.org/markup-compatibility/2006" xmlns:aink="http://schemas.microsoft.com/office/drawing/2016/ink" xmlns:am3d="http://schemas.microsoft.com/office/drawing/2017/model3d" xmlns:o="urn:schemas-microsoft-com:office:office" xmlns:oel="http://schemas.microsoft.com/office/2019/extlst" xmlns:r="http://schemas.openxmlformats.org/officeDocument/2006/relationships" xmlns:m="http://schemas.openxmlformats.org/officeDocument/2006/math" xmlns:v="urn:schemas-microsoft-com:vml" xmlns:wp14="http://schemas.microsoft.com/office/word/2010/wordprocessingDrawing" xmlns:wp="http://schemas.openxmlformats.org/drawingml/2006/wordprocessingDrawing" xmlns:w10="urn:schemas-microsoft-com:office:word" xmlns:w="http://schemas.openxmlformats.org/wordprocessingml/2006/main" xmlns:w14="http://schemas.microsoft.com/office/word/2010/wordml" xmlns:w15="http://schemas.microsoft.com/office/word/2012/wordml" xmlns:w16cex="http://schemas.microsoft.com/office/word/2018/wordml/cex" xmlns:w16cid="http://schemas.microsoft.com/office/word/2016/wordml/cid" xmlns:w16="http://schemas.microsoft.com/office/word/2018/wordml" xmlns:w16du="http://schemas.microsoft.com/office/word/2023/wordml/word16du" xmlns:w16sdtdh="http://schemas.microsoft.com/office/word/2020/wordml/sdtdatahash" xmlns:w16sdtfl="http://schemas.microsoft.com/office/word/2024/wordml/sdtformatlock" xmlns:w16se="http://schemas.microsoft.com/office/word/2015/wordml/symex" xmlns:wpg="http://schemas.microsoft.com/office/word/2010/wordprocessingGroup" xmlns:wpi="http://schemas.microsoft.com/office/word/2010/wordprocessingInk" xmlns:wne="http://schemas.microsoft.com/office/word/2006/wordml" xmlns:wps="http://schemas.microsoft.com/office/word/2010/wordprocessingShape" mc:Ignorable="w14 w15 w16se w16cid w16 w16cex w16sdtdh w16sdtfl w16du wp14">
   <w:p>
     <w:pPr>
       <w:pStyle w:val="Footer"/>
@@ -991,7 +965,7 @@
 </file>
 
 <file path=word/footer3.xml><?xml version="1.0" encoding="utf-8"?>
-<w:ftr xmlns:wpc="http://schemas.microsoft.com/office/word/2010/wordprocessingCanvas" xmlns:cx="http://schemas.microsoft.com/office/drawing/2014/chartex" xmlns:cx1="http://schemas.microsoft.com/office/drawing/2015/9/8/chartex" xmlns:cx2="http://schemas.microsoft.com/office/drawing/2015/10/21/chartex" xmlns:cx3="http://schemas.microsoft.com/office/drawing/2016/5/9/chartex" xmlns:cx4="http://schemas.microsoft.com/office/drawing/2016/5/10/chartex" xmlns:cx5="http://schemas.microsoft.com/office/drawing/2016/5/11/chartex" xmlns:cx6="http://schemas.microsoft.com/office/drawing/2016/5/12/chartex" xmlns:cx7="http://schemas.microsoft.com/office/drawing/2016/5/13/chartex" xmlns:cx8="http://schemas.microsoft.com/office/drawing/2016/5/14/chartex" xmlns:mc="http://schemas.openxmlformats.org/markup-compatibility/2006" xmlns:aink="http://schemas.microsoft.com/office/drawing/2016/ink" xmlns:am3d="http://schemas.microsoft.com/office/drawing/2017/model3d" xmlns:o="urn:schemas-microsoft-com:office:office" xmlns:oel="http://schemas.microsoft.com/office/2019/extlst" xmlns:r="http://schemas.openxmlformats.org/officeDocument/2006/relationships" xmlns:m="http://schemas.openxmlformats.org/officeDocument/2006/math" xmlns:v="urn:schemas-microsoft-com:vml" xmlns:wp14="http://schemas.microsoft.com/office/word/2010/wordprocessingDrawing" xmlns:wp="http://schemas.openxmlformats.org/drawingml/2006/wordprocessingDrawing" xmlns:w10="urn:schemas-microsoft-com:office:word" xmlns:w="http://schemas.openxmlformats.org/wordprocessingml/2006/main" xmlns:w14="http://schemas.microsoft.com/office/word/2010/wordml" xmlns:w15="http://schemas.microsoft.com/office/word/2012/wordml" xmlns:w16cex="http://schemas.microsoft.com/office/word/2018/wordml/cex" xmlns:w16cid="http://schemas.microsoft.com/office/word/2016/wordml/cid" xmlns:w16="http://schemas.microsoft.com/office/word/2018/wordml" xmlns:w16sdtdh="http://schemas.microsoft.com/office/word/2020/wordml/sdtdatahash" xmlns:w16se="http://schemas.microsoft.com/office/word/2015/wordml/symex" xmlns:wpg="http://schemas.microsoft.com/office/word/2010/wordprocessingGroup" xmlns:wpi="http://schemas.microsoft.com/office/word/2010/wordprocessingInk" xmlns:wne="http://schemas.microsoft.com/office/word/2006/wordml" xmlns:wps="http://schemas.microsoft.com/office/word/2010/wordprocessingShape" mc:Ignorable="w14 w15 w16se w16cid w16 w16cex w16sdtdh wp14">
+<w:ftr xmlns:wpc="http://schemas.microsoft.com/office/word/2010/wordprocessingCanvas" xmlns:cx="http://schemas.microsoft.com/office/drawing/2014/chartex" xmlns:cx1="http://schemas.microsoft.com/office/drawing/2015/9/8/chartex" xmlns:cx2="http://schemas.microsoft.com/office/drawing/2015/10/21/chartex" xmlns:cx3="http://schemas.microsoft.com/office/drawing/2016/5/9/chartex" xmlns:cx4="http://schemas.microsoft.com/office/drawing/2016/5/10/chartex" xmlns:cx5="http://schemas.microsoft.com/office/drawing/2016/5/11/chartex" xmlns:cx6="http://schemas.microsoft.com/office/drawing/2016/5/12/chartex" xmlns:cx7="http://schemas.microsoft.com/office/drawing/2016/5/13/chartex" xmlns:cx8="http://schemas.microsoft.com/office/drawing/2016/5/14/chartex" xmlns:mc="http://schemas.openxmlformats.org/markup-compatibility/2006" xmlns:aink="http://schemas.microsoft.com/office/drawing/2016/ink" xmlns:am3d="http://schemas.microsoft.com/office/drawing/2017/model3d" xmlns:o="urn:schemas-microsoft-com:office:office" xmlns:oel="http://schemas.microsoft.com/office/2019/extlst" xmlns:r="http://schemas.openxmlformats.org/officeDocument/2006/relationships" xmlns:m="http://schemas.openxmlformats.org/officeDocument/2006/math" xmlns:v="urn:schemas-microsoft-com:vml" xmlns:wp14="http://schemas.microsoft.com/office/word/2010/wordprocessingDrawing" xmlns:wp="http://schemas.openxmlformats.org/drawingml/2006/wordprocessingDrawing" xmlns:w10="urn:schemas-microsoft-com:office:word" xmlns:w="http://schemas.openxmlformats.org/wordprocessingml/2006/main" xmlns:w14="http://schemas.microsoft.com/office/word/2010/wordml" xmlns:w15="http://schemas.microsoft.com/office/word/2012/wordml" xmlns:w16cex="http://schemas.microsoft.com/office/word/2018/wordml/cex" xmlns:w16cid="http://schemas.microsoft.com/office/word/2016/wordml/cid" xmlns:w16="http://schemas.microsoft.com/office/word/2018/wordml" xmlns:w16du="http://schemas.microsoft.com/office/word/2023/wordml/word16du" xmlns:w16sdtdh="http://schemas.microsoft.com/office/word/2020/wordml/sdtdatahash" xmlns:w16sdtfl="http://schemas.microsoft.com/office/word/2024/wordml/sdtformatlock" xmlns:w16se="http://schemas.microsoft.com/office/word/2015/wordml/symex" xmlns:wpg="http://schemas.microsoft.com/office/word/2010/wordprocessingGroup" xmlns:wpi="http://schemas.microsoft.com/office/word/2010/wordprocessingInk" xmlns:wne="http://schemas.microsoft.com/office/word/2006/wordml" xmlns:wps="http://schemas.microsoft.com/office/word/2010/wordprocessingShape" mc:Ignorable="w14 w15 w16se w16cid w16 w16cex w16sdtdh w16sdtfl w16du wp14">
   <w:p>
     <w:pPr>
       <w:pStyle w:val="Footer"/>
@@ -1001,7 +975,7 @@
 </file>
 
 <file path=word/footnotes.xml><?xml version="1.0" encoding="utf-8"?>
-<w:footnotes xmlns:wpc="http://schemas.microsoft.com/office/word/2010/wordprocessingCanvas" xmlns:cx="http://schemas.microsoft.com/office/drawing/2014/chartex" xmlns:cx1="http://schemas.microsoft.com/office/drawing/2015/9/8/chartex" xmlns:cx2="http://schemas.microsoft.com/office/drawing/2015/10/21/chartex" xmlns:cx3="http://schemas.microsoft.com/office/drawing/2016/5/9/chartex" xmlns:cx4="http://schemas.microsoft.com/office/drawing/2016/5/10/chartex" xmlns:cx5="http://schemas.microsoft.com/office/drawing/2016/5/11/chartex" xmlns:cx6="http://schemas.microsoft.com/office/drawing/2016/5/12/chartex" xmlns:cx7="http://schemas.microsoft.com/office/drawing/2016/5/13/chartex" xmlns:cx8="http://schemas.microsoft.com/office/drawing/2016/5/14/chartex" xmlns:mc="http://schemas.openxmlformats.org/markup-compatibility/2006" xmlns:aink="http://schemas.microsoft.com/office/drawing/2016/ink" xmlns:am3d="http://schemas.microsoft.com/office/drawing/2017/model3d" xmlns:o="urn:schemas-microsoft-com:office:office" xmlns:oel="http://schemas.microsoft.com/office/2019/extlst" xmlns:r="http://schemas.openxmlformats.org/officeDocument/2006/relationships" xmlns:m="http://schemas.openxmlformats.org/officeDocument/2006/math" xmlns:v="urn:schemas-microsoft-com:vml" xmlns:wp14="http://schemas.microsoft.com/office/word/2010/wordprocessingDrawing" xmlns:wp="http://schemas.openxmlformats.org/drawingml/2006/wordprocessingDrawing" xmlns:w10="urn:schemas-microsoft-com:office:word" xmlns:w="http://schemas.openxmlformats.org/wordprocessingml/2006/main" xmlns:w14="http://schemas.microsoft.com/office/word/2010/wordml" xmlns:w15="http://schemas.microsoft.com/office/word/2012/wordml" xmlns:w16cex="http://schemas.microsoft.com/office/word/2018/wordml/cex" xmlns:w16cid="http://schemas.microsoft.com/office/word/2016/wordml/cid" xmlns:w16="http://schemas.microsoft.com/office/word/2018/wordml" xmlns:w16sdtdh="http://schemas.microsoft.com/office/word/2020/wordml/sdtdatahash" xmlns:w16se="http://schemas.microsoft.com/office/word/2015/wordml/symex" xmlns:wpg="http://schemas.microsoft.com/office/word/2010/wordprocessingGroup" xmlns:wpi="http://schemas.microsoft.com/office/word/2010/wordprocessingInk" xmlns:wne="http://schemas.microsoft.com/office/word/2006/wordml" xmlns:wps="http://schemas.microsoft.com/office/word/2010/wordprocessingShape" mc:Ignorable="w14 w15 w16se w16cid w16 w16cex w16sdtdh wp14">
+<w:footnotes xmlns:wpc="http://schemas.microsoft.com/office/word/2010/wordprocessingCanvas" xmlns:cx="http://schemas.microsoft.com/office/drawing/2014/chartex" xmlns:cx1="http://schemas.microsoft.com/office/drawing/2015/9/8/chartex" xmlns:cx2="http://schemas.microsoft.com/office/drawing/2015/10/21/chartex" xmlns:cx3="http://schemas.microsoft.com/office/drawing/2016/5/9/chartex" xmlns:cx4="http://schemas.microsoft.com/office/drawing/2016/5/10/chartex" xmlns:cx5="http://schemas.microsoft.com/office/drawing/2016/5/11/chartex" xmlns:cx6="http://schemas.microsoft.com/office/drawing/2016/5/12/chartex" xmlns:cx7="http://schemas.microsoft.com/office/drawing/2016/5/13/chartex" xmlns:cx8="http://schemas.microsoft.com/office/drawing/2016/5/14/chartex" xmlns:mc="http://schemas.openxmlformats.org/markup-compatibility/2006" xmlns:aink="http://schemas.microsoft.com/office/drawing/2016/ink" xmlns:am3d="http://schemas.microsoft.com/office/drawing/2017/model3d" xmlns:o="urn:schemas-microsoft-com:office:office" xmlns:oel="http://schemas.microsoft.com/office/2019/extlst" xmlns:r="http://schemas.openxmlformats.org/officeDocument/2006/relationships" xmlns:m="http://schemas.openxmlformats.org/officeDocument/2006/math" xmlns:v="urn:schemas-microsoft-com:vml" xmlns:wp14="http://schemas.microsoft.com/office/word/2010/wordprocessingDrawing" xmlns:wp="http://schemas.openxmlformats.org/drawingml/2006/wordprocessingDrawing" xmlns:w10="urn:schemas-microsoft-com:office:word" xmlns:w="http://schemas.openxmlformats.org/wordprocessingml/2006/main" xmlns:w14="http://schemas.microsoft.com/office/word/2010/wordml" xmlns:w15="http://schemas.microsoft.com/office/word/2012/wordml" xmlns:w16cex="http://schemas.microsoft.com/office/word/2018/wordml/cex" xmlns:w16cid="http://schemas.microsoft.com/office/word/2016/wordml/cid" xmlns:w16="http://schemas.microsoft.com/office/word/2018/wordml" xmlns:w16du="http://schemas.microsoft.com/office/word/2023/wordml/word16du" xmlns:w16sdtdh="http://schemas.microsoft.com/office/word/2020/wordml/sdtdatahash" xmlns:w16sdtfl="http://schemas.microsoft.com/office/word/2024/wordml/sdtformatlock" xmlns:w16se="http://schemas.microsoft.com/office/word/2015/wordml/symex" xmlns:wpg="http://schemas.microsoft.com/office/word/2010/wordprocessingGroup" xmlns:wpi="http://schemas.microsoft.com/office/word/2010/wordprocessingInk" xmlns:wne="http://schemas.microsoft.com/office/word/2006/wordml" xmlns:wps="http://schemas.microsoft.com/office/word/2010/wordprocessingShape" mc:Ignorable="w14 w15 w16se w16cid w16 w16cex w16sdtdh w16sdtfl w16du wp14">
   <w:footnote w:type="separator" w:id="-1">
     <w:p>
       <w:pPr>
@@ -1026,7 +1000,7 @@
 </file>
 
 <file path=word/header1.xml><?xml version="1.0" encoding="utf-8"?>
-<w:hdr xmlns:wpc="http://schemas.microsoft.com/office/word/2010/wordprocessingCanvas" xmlns:cx="http://schemas.microsoft.com/office/drawing/2014/chartex" xmlns:cx1="http://schemas.microsoft.com/office/drawing/2015/9/8/chartex" xmlns:cx2="http://schemas.microsoft.com/office/drawing/2015/10/21/chartex" xmlns:cx3="http://schemas.microsoft.com/office/drawing/2016/5/9/chartex" xmlns:cx4="http://schemas.microsoft.com/office/drawing/2016/5/10/chartex" xmlns:cx5="http://schemas.microsoft.com/office/drawing/2016/5/11/chartex" xmlns:cx6="http://schemas.microsoft.com/office/drawing/2016/5/12/chartex" xmlns:cx7="http://schemas.microsoft.com/office/drawing/2016/5/13/chartex" xmlns:cx8="http://schemas.microsoft.com/office/drawing/2016/5/14/chartex" xmlns:mc="http://schemas.openxmlformats.org/markup-compatibility/2006" xmlns:aink="http://schemas.microsoft.com/office/drawing/2016/ink" xmlns:am3d="http://schemas.microsoft.com/office/drawing/2017/model3d" xmlns:o="urn:schemas-microsoft-com:office:office" xmlns:oel="http://schemas.microsoft.com/office/2019/extlst" xmlns:r="http://schemas.openxmlformats.org/officeDocument/2006/relationships" xmlns:m="http://schemas.openxmlformats.org/officeDocument/2006/math" xmlns:v="urn:schemas-microsoft-com:vml" xmlns:wp14="http://schemas.microsoft.com/office/word/2010/wordprocessingDrawing" xmlns:wp="http://schemas.openxmlformats.org/drawingml/2006/wordprocessingDrawing" xmlns:w10="urn:schemas-microsoft-com:office:word" xmlns:w="http://schemas.openxmlformats.org/wordprocessingml/2006/main" xmlns:w14="http://schemas.microsoft.com/office/word/2010/wordml" xmlns:w15="http://schemas.microsoft.com/office/word/2012/wordml" xmlns:w16cex="http://schemas.microsoft.com/office/word/2018/wordml/cex" xmlns:w16cid="http://schemas.microsoft.com/office/word/2016/wordml/cid" xmlns:w16="http://schemas.microsoft.com/office/word/2018/wordml" xmlns:w16sdtdh="http://schemas.microsoft.com/office/word/2020/wordml/sdtdatahash" xmlns:w16se="http://schemas.microsoft.com/office/word/2015/wordml/symex" xmlns:wpg="http://schemas.microsoft.com/office/word/2010/wordprocessingGroup" xmlns:wpi="http://schemas.microsoft.com/office/word/2010/wordprocessingInk" xmlns:wne="http://schemas.microsoft.com/office/word/2006/wordml" xmlns:wps="http://schemas.microsoft.com/office/word/2010/wordprocessingShape" mc:Ignorable="w14 w15 w16se w16cid w16 w16cex w16sdtdh wp14">
+<w:hdr xmlns:wpc="http://schemas.microsoft.com/office/word/2010/wordprocessingCanvas" xmlns:cx="http://schemas.microsoft.com/office/drawing/2014/chartex" xmlns:cx1="http://schemas.microsoft.com/office/drawing/2015/9/8/chartex" xmlns:cx2="http://schemas.microsoft.com/office/drawing/2015/10/21/chartex" xmlns:cx3="http://schemas.microsoft.com/office/drawing/2016/5/9/chartex" xmlns:cx4="http://schemas.microsoft.com/office/drawing/2016/5/10/chartex" xmlns:cx5="http://schemas.microsoft.com/office/drawing/2016/5/11/chartex" xmlns:cx6="http://schemas.microsoft.com/office/drawing/2016/5/12/chartex" xmlns:cx7="http://schemas.microsoft.com/office/drawing/2016/5/13/chartex" xmlns:cx8="http://schemas.microsoft.com/office/drawing/2016/5/14/chartex" xmlns:mc="http://schemas.openxmlformats.org/markup-compatibility/2006" xmlns:aink="http://schemas.microsoft.com/office/drawing/2016/ink" xmlns:am3d="http://schemas.microsoft.com/office/drawing/2017/model3d" xmlns:o="urn:schemas-microsoft-com:office:office" xmlns:oel="http://schemas.microsoft.com/office/2019/extlst" xmlns:r="http://schemas.openxmlformats.org/officeDocument/2006/relationships" xmlns:m="http://schemas.openxmlformats.org/officeDocument/2006/math" xmlns:v="urn:schemas-microsoft-com:vml" xmlns:wp14="http://schemas.microsoft.com/office/word/2010/wordprocessingDrawing" xmlns:wp="http://schemas.openxmlformats.org/drawingml/2006/wordprocessingDrawing" xmlns:w10="urn:schemas-microsoft-com:office:word" xmlns:w="http://schemas.openxmlformats.org/wordprocessingml/2006/main" xmlns:w14="http://schemas.microsoft.com/office/word/2010/wordml" xmlns:w15="http://schemas.microsoft.com/office/word/2012/wordml" xmlns:w16cex="http://schemas.microsoft.com/office/word/2018/wordml/cex" xmlns:w16cid="http://schemas.microsoft.com/office/word/2016/wordml/cid" xmlns:w16="http://schemas.microsoft.com/office/word/2018/wordml" xmlns:w16du="http://schemas.microsoft.com/office/word/2023/wordml/word16du" xmlns:w16sdtdh="http://schemas.microsoft.com/office/word/2020/wordml/sdtdatahash" xmlns:w16sdtfl="http://schemas.microsoft.com/office/word/2024/wordml/sdtformatlock" xmlns:w16se="http://schemas.microsoft.com/office/word/2015/wordml/symex" xmlns:wpg="http://schemas.microsoft.com/office/word/2010/wordprocessingGroup" xmlns:wpi="http://schemas.microsoft.com/office/word/2010/wordprocessingInk" xmlns:wne="http://schemas.microsoft.com/office/word/2006/wordml" xmlns:wps="http://schemas.microsoft.com/office/word/2010/wordprocessingShape" mc:Ignorable="w14 w15 w16se w16cid w16 w16cex w16sdtdh w16sdtfl w16du wp14">
   <w:p>
     <w:pPr>
       <w:pStyle w:val="Header"/>
@@ -1036,7 +1010,7 @@
 </file>
 
 <file path=word/header2.xml><?xml version="1.0" encoding="utf-8"?>
-<w:hdr xmlns:wpc="http://schemas.microsoft.com/office/word/2010/wordprocessingCanvas" xmlns:cx="http://schemas.microsoft.com/office/drawing/2014/chartex" xmlns:cx1="http://schemas.microsoft.com/office/drawing/2015/9/8/chartex" xmlns:cx2="http://schemas.microsoft.com/office/drawing/2015/10/21/chartex" xmlns:cx3="http://schemas.microsoft.com/office/drawing/2016/5/9/chartex" xmlns:cx4="http://schemas.microsoft.com/office/drawing/2016/5/10/chartex" xmlns:cx5="http://schemas.microsoft.com/office/drawing/2016/5/11/chartex" xmlns:cx6="http://schemas.microsoft.com/office/drawing/2016/5/12/chartex" xmlns:cx7="http://schemas.microsoft.com/office/drawing/2016/5/13/chartex" xmlns:cx8="http://schemas.microsoft.com/office/drawing/2016/5/14/chartex" xmlns:mc="http://schemas.openxmlformats.org/markup-compatibility/2006" xmlns:aink="http://schemas.microsoft.com/office/drawing/2016/ink" xmlns:am3d="http://schemas.microsoft.com/office/drawing/2017/model3d" xmlns:o="urn:schemas-microsoft-com:office:office" xmlns:oel="http://schemas.microsoft.com/office/2019/extlst" xmlns:r="http://schemas.openxmlformats.org/officeDocument/2006/relationships" xmlns:m="http://schemas.openxmlformats.org/officeDocument/2006/math" xmlns:v="urn:schemas-microsoft-com:vml" xmlns:wp14="http://schemas.microsoft.com/office/word/2010/wordprocessingDrawing" xmlns:wp="http://schemas.openxmlformats.org/drawingml/2006/wordprocessingDrawing" xmlns:w10="urn:schemas-microsoft-com:office:word" xmlns:w="http://schemas.openxmlformats.org/wordprocessingml/2006/main" xmlns:w14="http://schemas.microsoft.com/office/word/2010/wordml" xmlns:w15="http://schemas.microsoft.com/office/word/2012/wordml" xmlns:w16cex="http://schemas.microsoft.com/office/word/2018/wordml/cex" xmlns:w16cid="http://schemas.microsoft.com/office/word/2016/wordml/cid" xmlns:w16="http://schemas.microsoft.com/office/word/2018/wordml" xmlns:w16sdtdh="http://schemas.microsoft.com/office/word/2020/wordml/sdtdatahash" xmlns:w16se="http://schemas.microsoft.com/office/word/2015/wordml/symex" xmlns:wpg="http://schemas.microsoft.com/office/word/2010/wordprocessingGroup" xmlns:wpi="http://schemas.microsoft.com/office/word/2010/wordprocessingInk" xmlns:wne="http://schemas.microsoft.com/office/word/2006/wordml" xmlns:wps="http://schemas.microsoft.com/office/word/2010/wordprocessingShape" mc:Ignorable="w14 w15 w16se w16cid w16 w16cex w16sdtdh wp14">
+<w:hdr xmlns:wpc="http://schemas.microsoft.com/office/word/2010/wordprocessingCanvas" xmlns:cx="http://schemas.microsoft.com/office/drawing/2014/chartex" xmlns:cx1="http://schemas.microsoft.com/office/drawing/2015/9/8/chartex" xmlns:cx2="http://schemas.microsoft.com/office/drawing/2015/10/21/chartex" xmlns:cx3="http://schemas.microsoft.com/office/drawing/2016/5/9/chartex" xmlns:cx4="http://schemas.microsoft.com/office/drawing/2016/5/10/chartex" xmlns:cx5="http://schemas.microsoft.com/office/drawing/2016/5/11/chartex" xmlns:cx6="http://schemas.microsoft.com/office/drawing/2016/5/12/chartex" xmlns:cx7="http://schemas.microsoft.com/office/drawing/2016/5/13/chartex" xmlns:cx8="http://schemas.microsoft.com/office/drawing/2016/5/14/chartex" xmlns:mc="http://schemas.openxmlformats.org/markup-compatibility/2006" xmlns:aink="http://schemas.microsoft.com/office/drawing/2016/ink" xmlns:am3d="http://schemas.microsoft.com/office/drawing/2017/model3d" xmlns:o="urn:schemas-microsoft-com:office:office" xmlns:oel="http://schemas.microsoft.com/office/2019/extlst" xmlns:r="http://schemas.openxmlformats.org/officeDocument/2006/relationships" xmlns:m="http://schemas.openxmlformats.org/officeDocument/2006/math" xmlns:v="urn:schemas-microsoft-com:vml" xmlns:wp14="http://schemas.microsoft.com/office/word/2010/wordprocessingDrawing" xmlns:wp="http://schemas.openxmlformats.org/drawingml/2006/wordprocessingDrawing" xmlns:w10="urn:schemas-microsoft-com:office:word" xmlns:w="http://schemas.openxmlformats.org/wordprocessingml/2006/main" xmlns:w14="http://schemas.microsoft.com/office/word/2010/wordml" xmlns:w15="http://schemas.microsoft.com/office/word/2012/wordml" xmlns:w16cex="http://schemas.microsoft.com/office/word/2018/wordml/cex" xmlns:w16cid="http://schemas.microsoft.com/office/word/2016/wordml/cid" xmlns:w16="http://schemas.microsoft.com/office/word/2018/wordml" xmlns:w16du="http://schemas.microsoft.com/office/word/2023/wordml/word16du" xmlns:w16sdtdh="http://schemas.microsoft.com/office/word/2020/wordml/sdtdatahash" xmlns:w16sdtfl="http://schemas.microsoft.com/office/word/2024/wordml/sdtformatlock" xmlns:w16se="http://schemas.microsoft.com/office/word/2015/wordml/symex" xmlns:wpg="http://schemas.microsoft.com/office/word/2010/wordprocessingGroup" xmlns:wpi="http://schemas.microsoft.com/office/word/2010/wordprocessingInk" xmlns:wne="http://schemas.microsoft.com/office/word/2006/wordml" xmlns:wps="http://schemas.microsoft.com/office/word/2010/wordprocessingShape" mc:Ignorable="w14 w15 w16se w16cid w16 w16cex w16sdtdh w16sdtfl w16du wp14">
   <w:p>
     <w:pPr>
       <w:pStyle w:val="Header"/>
@@ -1047,7 +1021,7 @@
 </file>
 
 <file path=word/header3.xml><?xml version="1.0" encoding="utf-8"?>
-<w:hdr xmlns:wpc="http://schemas.microsoft.com/office/word/2010/wordprocessingCanvas" xmlns:cx="http://schemas.microsoft.com/office/drawing/2014/chartex" xmlns:cx1="http://schemas.microsoft.com/office/drawing/2015/9/8/chartex" xmlns:cx2="http://schemas.microsoft.com/office/drawing/2015/10/21/chartex" xmlns:cx3="http://schemas.microsoft.com/office/drawing/2016/5/9/chartex" xmlns:cx4="http://schemas.microsoft.com/office/drawing/2016/5/10/chartex" xmlns:cx5="http://schemas.microsoft.com/office/drawing/2016/5/11/chartex" xmlns:cx6="http://schemas.microsoft.com/office/drawing/2016/5/12/chartex" xmlns:cx7="http://schemas.microsoft.com/office/drawing/2016/5/13/chartex" xmlns:cx8="http://schemas.microsoft.com/office/drawing/2016/5/14/chartex" xmlns:mc="http://schemas.openxmlformats.org/markup-compatibility/2006" xmlns:aink="http://schemas.microsoft.com/office/drawing/2016/ink" xmlns:am3d="http://schemas.microsoft.com/office/drawing/2017/model3d" xmlns:o="urn:schemas-microsoft-com:office:office" xmlns:oel="http://schemas.microsoft.com/office/2019/extlst" xmlns:r="http://schemas.openxmlformats.org/officeDocument/2006/relationships" xmlns:m="http://schemas.openxmlformats.org/officeDocument/2006/math" xmlns:v="urn:schemas-microsoft-com:vml" xmlns:wp14="http://schemas.microsoft.com/office/word/2010/wordprocessingDrawing" xmlns:wp="http://schemas.openxmlformats.org/drawingml/2006/wordprocessingDrawing" xmlns:w10="urn:schemas-microsoft-com:office:word" xmlns:w="http://schemas.openxmlformats.org/wordprocessingml/2006/main" xmlns:w14="http://schemas.microsoft.com/office/word/2010/wordml" xmlns:w15="http://schemas.microsoft.com/office/word/2012/wordml" xmlns:w16cex="http://schemas.microsoft.com/office/word/2018/wordml/cex" xmlns:w16cid="http://schemas.microsoft.com/office/word/2016/wordml/cid" xmlns:w16="http://schemas.microsoft.com/office/word/2018/wordml" xmlns:w16sdtdh="http://schemas.microsoft.com/office/word/2020/wordml/sdtdatahash" xmlns:w16se="http://schemas.microsoft.com/office/word/2015/wordml/symex" xmlns:wpg="http://schemas.microsoft.com/office/word/2010/wordprocessingGroup" xmlns:wpi="http://schemas.microsoft.com/office/word/2010/wordprocessingInk" xmlns:wne="http://schemas.microsoft.com/office/word/2006/wordml" xmlns:wps="http://schemas.microsoft.com/office/word/2010/wordprocessingShape" mc:Ignorable="w14 w15 w16se w16cid w16 w16cex w16sdtdh wp14">
+<w:hdr xmlns:wpc="http://schemas.microsoft.com/office/word/2010/wordprocessingCanvas" xmlns:cx="http://schemas.microsoft.com/office/drawing/2014/chartex" xmlns:cx1="http://schemas.microsoft.com/office/drawing/2015/9/8/chartex" xmlns:cx2="http://schemas.microsoft.com/office/drawing/2015/10/21/chartex" xmlns:cx3="http://schemas.microsoft.com/office/drawing/2016/5/9/chartex" xmlns:cx4="http://schemas.microsoft.com/office/drawing/2016/5/10/chartex" xmlns:cx5="http://schemas.microsoft.com/office/drawing/2016/5/11/chartex" xmlns:cx6="http://schemas.microsoft.com/office/drawing/2016/5/12/chartex" xmlns:cx7="http://schemas.microsoft.com/office/drawing/2016/5/13/chartex" xmlns:cx8="http://schemas.microsoft.com/office/drawing/2016/5/14/chartex" xmlns:mc="http://schemas.openxmlformats.org/markup-compatibility/2006" xmlns:aink="http://schemas.microsoft.com/office/drawing/2016/ink" xmlns:am3d="http://schemas.microsoft.com/office/drawing/2017/model3d" xmlns:o="urn:schemas-microsoft-com:office:office" xmlns:oel="http://schemas.microsoft.com/office/2019/extlst" xmlns:r="http://schemas.openxmlformats.org/officeDocument/2006/relationships" xmlns:m="http://schemas.openxmlformats.org/officeDocument/2006/math" xmlns:v="urn:schemas-microsoft-com:vml" xmlns:wp14="http://schemas.microsoft.com/office/word/2010/wordprocessingDrawing" xmlns:wp="http://schemas.openxmlformats.org/drawingml/2006/wordprocessingDrawing" xmlns:w10="urn:schemas-microsoft-com:office:word" xmlns:w="http://schemas.openxmlformats.org/wordprocessingml/2006/main" xmlns:w14="http://schemas.microsoft.com/office/word/2010/wordml" xmlns:w15="http://schemas.microsoft.com/office/word/2012/wordml" xmlns:w16cex="http://schemas.microsoft.com/office/word/2018/wordml/cex" xmlns:w16cid="http://schemas.microsoft.com/office/word/2016/wordml/cid" xmlns:w16="http://schemas.microsoft.com/office/word/2018/wordml" xmlns:w16du="http://schemas.microsoft.com/office/word/2023/wordml/word16du" xmlns:w16sdtdh="http://schemas.microsoft.com/office/word/2020/wordml/sdtdatahash" xmlns:w16sdtfl="http://schemas.microsoft.com/office/word/2024/wordml/sdtformatlock" xmlns:w16se="http://schemas.microsoft.com/office/word/2015/wordml/symex" xmlns:wpg="http://schemas.microsoft.com/office/word/2010/wordprocessingGroup" xmlns:wpi="http://schemas.microsoft.com/office/word/2010/wordprocessingInk" xmlns:wne="http://schemas.microsoft.com/office/word/2006/wordml" xmlns:wps="http://schemas.microsoft.com/office/word/2010/wordprocessingShape" mc:Ignorable="w14 w15 w16se w16cid w16 w16cex w16sdtdh w16sdtfl w16du wp14">
   <w:p>
     <w:pPr>
       <w:pStyle w:val="Header"/>
@@ -1056,7 +1030,7 @@
     <w:r>
       <w:tab/>
       <w:tab/>
-      <w:t>2026-06-17</w:t>
+      <w:t>2026-06-18</w:t>
       <w:br/>
       <w:br/>
     </w:r>
@@ -1073,7 +1047,7 @@
 </file>
 
 <file path=word/numbering.xml><?xml version="1.0" encoding="utf-8"?>
-<w:numbering xmlns:wpc="http://schemas.microsoft.com/office/word/2010/wordprocessingCanvas" xmlns:cx="http://schemas.microsoft.com/office/drawing/2014/chartex" xmlns:cx1="http://schemas.microsoft.com/office/drawing/2015/9/8/chartex" xmlns:cx2="http://schemas.microsoft.com/office/drawing/2015/10/21/chartex" xmlns:cx3="http://schemas.microsoft.com/office/drawing/2016/5/9/chartex" xmlns:cx4="http://schemas.microsoft.com/office/drawing/2016/5/10/chartex" xmlns:cx5="http://schemas.microsoft.com/office/drawing/2016/5/11/chartex" xmlns:cx6="http://schemas.microsoft.com/office/drawing/2016/5/12/chartex" xmlns:cx7="http://schemas.microsoft.com/office/drawing/2016/5/13/chartex" xmlns:cx8="http://schemas.microsoft.com/office/drawing/2016/5/14/chartex" xmlns:mc="http://schemas.openxmlformats.org/markup-compatibility/2006" xmlns:aink="http://schemas.microsoft.com/office/drawing/2016/ink" xmlns:am3d="http://schemas.microsoft.com/office/drawing/2017/model3d" xmlns:o="urn:schemas-microsoft-com:office:office" xmlns:oel="http://schemas.microsoft.com/office/2019/extlst" xmlns:r="http://schemas.openxmlformats.org/officeDocument/2006/relationships" xmlns:m="http://schemas.openxmlformats.org/officeDocument/2006/math" xmlns:v="urn:schemas-microsoft-com:vml" xmlns:wp14="http://schemas.microsoft.com/office/word/2010/wordprocessingDrawing" xmlns:wp="http://schemas.openxmlformats.org/drawingml/2006/wordprocessingDrawing" xmlns:w10="urn:schemas-microsoft-com:office:word" xmlns:w="http://schemas.openxmlformats.org/wordprocessingml/2006/main" xmlns:w14="http://schemas.microsoft.com/office/word/2010/wordml" xmlns:w15="http://schemas.microsoft.com/office/word/2012/wordml" xmlns:w16cex="http://schemas.microsoft.com/office/word/2018/wordml/cex" xmlns:w16cid="http://schemas.microsoft.com/office/word/2016/wordml/cid" xmlns:w16="http://schemas.microsoft.com/office/word/2018/wordml" xmlns:w16sdtdh="http://schemas.microsoft.com/office/word/2020/wordml/sdtdatahash" xmlns:w16se="http://schemas.microsoft.com/office/word/2015/wordml/symex" xmlns:wpg="http://schemas.microsoft.com/office/word/2010/wordprocessingGroup" xmlns:wpi="http://schemas.microsoft.com/office/word/2010/wordprocessingInk" xmlns:wne="http://schemas.microsoft.com/office/word/2006/wordml" xmlns:wps="http://schemas.microsoft.com/office/word/2010/wordprocessingShape" mc:Ignorable="w14 w15 w16se w16cid w16 w16cex w16sdtdh wp14">
+<w:numbering xmlns:wpc="http://schemas.microsoft.com/office/word/2010/wordprocessingCanvas" xmlns:cx="http://schemas.microsoft.com/office/drawing/2014/chartex" xmlns:cx1="http://schemas.microsoft.com/office/drawing/2015/9/8/chartex" xmlns:cx2="http://schemas.microsoft.com/office/drawing/2015/10/21/chartex" xmlns:cx3="http://schemas.microsoft.com/office/drawing/2016/5/9/chartex" xmlns:cx4="http://schemas.microsoft.com/office/drawing/2016/5/10/chartex" xmlns:cx5="http://schemas.microsoft.com/office/drawing/2016/5/11/chartex" xmlns:cx6="http://schemas.microsoft.com/office/drawing/2016/5/12/chartex" xmlns:cx7="http://schemas.microsoft.com/office/drawing/2016/5/13/chartex" xmlns:cx8="http://schemas.microsoft.com/office/drawing/2016/5/14/chartex" xmlns:mc="http://schemas.openxmlformats.org/markup-compatibility/2006" xmlns:aink="http://schemas.microsoft.com/office/drawing/2016/ink" xmlns:am3d="http://schemas.microsoft.com/office/drawing/2017/model3d" xmlns:o="urn:schemas-microsoft-com:office:office" xmlns:oel="http://schemas.microsoft.com/office/2019/extlst" xmlns:r="http://schemas.openxmlformats.org/officeDocument/2006/relationships" xmlns:m="http://schemas.openxmlformats.org/officeDocument/2006/math" xmlns:v="urn:schemas-microsoft-com:vml" xmlns:wp14="http://schemas.microsoft.com/office/word/2010/wordprocessingDrawing" xmlns:wp="http://schemas.openxmlformats.org/drawingml/2006/wordprocessingDrawing" xmlns:w10="urn:schemas-microsoft-com:office:word" xmlns:w="http://schemas.openxmlformats.org/wordprocessingml/2006/main" xmlns:w14="http://schemas.microsoft.com/office/word/2010/wordml" xmlns:w15="http://schemas.microsoft.com/office/word/2012/wordml" xmlns:w16cex="http://schemas.microsoft.com/office/word/2018/wordml/cex" xmlns:w16cid="http://schemas.microsoft.com/office/word/2016/wordml/cid" xmlns:w16="http://schemas.microsoft.com/office/word/2018/wordml" xmlns:w16du="http://schemas.microsoft.com/office/word/2023/wordml/word16du" xmlns:w16sdtdh="http://schemas.microsoft.com/office/word/2020/wordml/sdtdatahash" xmlns:w16sdtfl="http://schemas.microsoft.com/office/word/2024/wordml/sdtformatlock" xmlns:w16se="http://schemas.microsoft.com/office/word/2015/wordml/symex" xmlns:wpg="http://schemas.microsoft.com/office/word/2010/wordprocessingGroup" xmlns:wpi="http://schemas.microsoft.com/office/word/2010/wordprocessingInk" xmlns:wne="http://schemas.microsoft.com/office/word/2006/wordml" xmlns:wps="http://schemas.microsoft.com/office/word/2010/wordprocessingShape" mc:Ignorable="w14 w15 w16se w16cid w16 w16cex w16sdtdh w16sdtfl w16du wp14">
   <w:abstractNum w:abstractNumId="0" w15:restartNumberingAfterBreak="0">
     <w:nsid w:val="FFFFFF7C"/>
     <w:multiLevelType w:val="singleLevel"/>
@@ -1276,7 +1250,7 @@
 </file>
 
 <file path=word/styles.xml><?xml version="1.0" encoding="utf-8"?>
-<w:styles xmlns:mc="http://schemas.openxmlformats.org/markup-compatibility/2006" xmlns:r="http://schemas.openxmlformats.org/officeDocument/2006/relationships" xmlns:w="http://schemas.openxmlformats.org/wordprocessingml/2006/main" xmlns:w14="http://schemas.microsoft.com/office/word/2010/wordml" xmlns:w15="http://schemas.microsoft.com/office/word/2012/wordml" xmlns:w16cex="http://schemas.microsoft.com/office/word/2018/wordml/cex" xmlns:w16cid="http://schemas.microsoft.com/office/word/2016/wordml/cid" xmlns:w16="http://schemas.microsoft.com/office/word/2018/wordml" xmlns:w16sdtdh="http://schemas.microsoft.com/office/word/2020/wordml/sdtdatahash" xmlns:w16se="http://schemas.microsoft.com/office/word/2015/wordml/symex" mc:Ignorable="w14 w15 w16se w16cid w16 w16cex w16sdtdh">
+<w:styles xmlns:mc="http://schemas.openxmlformats.org/markup-compatibility/2006" xmlns:r="http://schemas.openxmlformats.org/officeDocument/2006/relationships" xmlns:w="http://schemas.openxmlformats.org/wordprocessingml/2006/main" xmlns:w14="http://schemas.microsoft.com/office/word/2010/wordml" xmlns:w15="http://schemas.microsoft.com/office/word/2012/wordml" xmlns:w16cex="http://schemas.microsoft.com/office/word/2018/wordml/cex" xmlns:w16cid="http://schemas.microsoft.com/office/word/2016/wordml/cid" xmlns:w16="http://schemas.microsoft.com/office/word/2018/wordml" xmlns:w16du="http://schemas.microsoft.com/office/word/2023/wordml/word16du" xmlns:w16sdtdh="http://schemas.microsoft.com/office/word/2020/wordml/sdtdatahash" xmlns:w16sdtfl="http://schemas.microsoft.com/office/word/2024/wordml/sdtformatlock" xmlns:w16se="http://schemas.microsoft.com/office/word/2015/wordml/symex" mc:Ignorable="w14 w15 w16se w16cid w16 w16cex w16sdtdh w16sdtfl w16du">
   <w:docDefaults>
     <w:rPrDefault>
       <w:rPr>
@@ -2034,7 +2008,7 @@
     <w:link w:val="TitleChar"/>
     <w:uiPriority w:val="10"/>
     <w:qFormat/>
-    <w:rsid w:val="007106C8"/>
+    <w:rsid w:val="00E854FA"/>
     <w:pPr>
       <w:spacing w:after="300" w:line="240" w:lineRule="auto"/>
       <w:contextualSpacing/>
@@ -2044,7 +2018,7 @@
       <w:rFonts w:eastAsiaTheme="majorEastAsia" w:cstheme="majorBidi"/>
       <w:spacing w:val="5"/>
       <w:kern w:val="28"/>
-      <w:sz w:val="52"/>
+      <w:sz w:val="40"/>
       <w:szCs w:val="52"/>
       <w:lang w:val="sv-SE" w:eastAsia="en-US" w:bidi="ar-SA"/>
     </w:rPr>
@@ -2054,12 +2028,12 @@
     <w:basedOn w:val="DefaultParagraphFont"/>
     <w:link w:val="Title"/>
     <w:uiPriority w:val="10"/>
-    <w:rsid w:val="007106C8"/>
+    <w:rsid w:val="00E854FA"/>
     <w:rPr>
       <w:rFonts w:ascii="Times New Roman" w:eastAsiaTheme="majorEastAsia" w:hAnsi="Times New Roman" w:cstheme="majorBidi"/>
       <w:spacing w:val="5"/>
       <w:kern w:val="28"/>
-      <w:sz w:val="52"/>
+      <w:sz w:val="40"/>
       <w:szCs w:val="52"/>
       <w:lang w:val="sv-SE" w:eastAsia="en-US" w:bidi="ar-SA"/>
     </w:rPr>

--- a/klagomål/A 37322-2022 FSC-klagomål.docx
+++ b/klagomål/A 37322-2022 FSC-klagomål.docx
@@ -1030,7 +1030,7 @@
     <w:r>
       <w:tab/>
       <w:tab/>
-      <w:t>2026-06-18</w:t>
+      <w:t>2026-06-19</w:t>
       <w:br/>
       <w:br/>
     </w:r>

--- a/klagomål/A 37322-2022 FSC-klagomål.docx
+++ b/klagomål/A 37322-2022 FSC-klagomål.docx
@@ -1030,7 +1030,7 @@
     <w:r>
       <w:tab/>
       <w:tab/>
-      <w:t>2026-06-19</w:t>
+      <w:t>2026-06-20</w:t>
       <w:br/>
       <w:br/>
     </w:r>

--- a/klagomål/A 37322-2022 FSC-klagomål.docx
+++ b/klagomål/A 37322-2022 FSC-klagomål.docx
@@ -168,38 +168,7 @@
     </w:p>
     <w:p>
       <w:r>
-        <w:t>Detta dokument behandlar höga naturvärden i avverkningsanmälan A 37322-2022 i Vilhelmina kommun som inkom 2022-09-02 och omfattar 15,4 ha.</w:t>
-      </w:r>
-    </w:p>
-    <w:p>
-      <w:r>
-        <w:t>Nedan presenteras fynd av naturvårdsarter och fridlysta arter som gjorts i det avverkningsanmälda området, samt relevanta utdrag ur standarderna för FSC, Chain of Custody, Controlled Wood och PEFC. I BILAGA 1 finns artfakta om fridlysta arter.</w:t>
-      </w:r>
-    </w:p>
-    <w:p>
-      <w:r>
-        <w:t>Vi förväntar oss att ni återkommer med ett skriftligt svar på vårt klagomål och även beskriver vilka korrigerande åtgärder ni satt in för att rätta till identifierade brister i er efterlevnad av den svenska FSC standarden.</w:t>
-      </w:r>
-    </w:p>
-    <w:p>
-      <w:pPr>
-        <w:pStyle w:val="Heading1"/>
-      </w:pPr>
-      <w:r>
-        <w:t>Naturvårdsarter</w:t>
-      </w:r>
-    </w:p>
-    <w:p>
-      <w:r>
-        <w:t>I avverkningsanmälan har följande 3 naturvårdsarter hittats: garnlav (VU, T), skrovellav (NT, T) och tretåig hackspett (NT, T, §4). Av dessa är 3 rödlistade. För rödlistade arter har rödlistekategorin angivits inom parentes. Typiska arter inom Natura 2000 som är kopplade till skogsekosystem har markerats med (T). För fridlysta arter anges även paragrafen i Artskyddsförordningen som arten är fridlyst enligt.</w:t>
-      </w:r>
-    </w:p>
-    <w:p>
-      <w:r>
-        <w:t>De påträffade naturvårdsarterna är ett tydligt kvitto på att det rör sig om en skog med höga naturvärden.</w:t>
-      </w:r>
-      <w:r>
-        <w:t xml:space="preserve"> I Figur 1 visas fyndplatser för naturvårdsarter i området, som finns registrerade på Artportalen.</w:t>
+        <w:t>Detta klagomål behandlar höga naturvärden i avverkningsanmälan A 37322-2022 i Vilhelmina kommun som inkom 2022-09-02 och omfattar 15,4 ha.</w:t>
       </w:r>
     </w:p>
     <w:p>
@@ -247,34 +216,111 @@
         <w:spacing w:after="240"/>
       </w:pPr>
       <w:r>
-        <w:t>Figur 1. Fyndplatser för naturvårdsarter i avverkningsanmälan (röd linje). Markörer utan svart kant är placerade på fyndplatsen. Markörer med svart kant är placerade vid sidan av fyndplatsen och har ett svart streck som visar fyndplatsens exakta position. Kartans mittpunktskoordinat är N 7191370, E 557057 i SWEREF 99 TM.</w:t>
+        <w:t>Figur 1. Fyndplatser för naturvårdsarter i avverkningsanmälan. Markörer utan svart kant är placerade på fyndplatsen. Markörer med svart kant är placerade vid sidan av fyndplatsen har ett svart streck som visar fyndplatsens exakta position. Kartans mittpunktskoordinat är N 7191370, E 557057 i SWEREF 99 TM.</w:t>
+      </w:r>
+    </w:p>
+    <w:p>
+      <w:r>
+        <w:t>I avverkningsanmälan finns fynd av 3 naturvårdsarter, varav 3 är rödlistade, 1 är fridlyst och 3 är typiska (T): garnlav (VU, T), skrovellav (NT, T) och tretåig hackspett (NT, T, §4). Se Figur 1.</w:t>
+      </w:r>
+    </w:p>
+    <w:p>
+      <w:r>
+        <w:t>Nedan presenteras relevanta utdrag ur standarderna för FSC, Chain of Custody, Controlled Wood och PEFC.</w:t>
+      </w:r>
+    </w:p>
+    <w:p>
+      <w:r>
+        <w:t>Vi förväntar oss att ni återkommer med ett skriftligt svar på vårt klagomål och även beskriver vilka korrigerande åtgärder ni satt in för att rätta till identifierade brister i er efterlevnad av den svenska FSC standarden.</w:t>
       </w:r>
     </w:p>
     <w:p>
       <w:pPr>
-        <w:pStyle w:val="Heading2"/>
+        <w:pStyle w:val="Heading1"/>
       </w:pPr>
       <w:r>
-        <w:t>Fridlysta arter</w:t>
+        <w:t>Naturvårdsarter och fridlysta arter</w:t>
       </w:r>
     </w:p>
     <w:p>
       <w:r>
-        <w:t>Följande fridlysta arter har sina livsmiljöer och växtplatser i den avverkningsanmälda skogen: tretåig hackspett (NT, T, §4).</w:t>
+        <w:t>Nedan följer beskrivningar av de naturvårdsarter och fridlysta arter som har sina livsmiljöer och växtplatser i den avverkningsanmälda skogen. Se även ytterligare artfakta i BILAGA 1. De påträffade naturvårdsarterna är ett tydligt kvitto på att det rör sig om en skog med höga naturvärden.</w:t>
       </w:r>
     </w:p>
     <w:p>
-      <w:r>
-        <w:t xml:space="preserve">Observera att medlemsländerna är skyldiga att agera i enlighet med EU:s fågeldirektiv där det uttryckligen står att direktivet gäller för fåglar samt för deras ägg, bon och </w:t>
-      </w:r>
       <w:r>
         <w:rPr>
           <w:b/>
         </w:rPr>
-        <w:t xml:space="preserve">livsmiljöer </w:t>
-      </w:r>
-      <w:r>
-        <w:t>(artikel 1). Vidare att de åtgärder som vidtas inte får leda till en försämring av den nuvarande situationen beträffande bevarandet av de fågelarter som avses i artikel 1 (artikel 13). Fågeldirektivet är styrande för tillsynsansvariga myndigheters ärendehantering, ställningstaganden och beslutsfattande.</w:t>
+        <w:t>Garnlav (VU)</w:t>
+      </w:r>
+      <w:r>
+        <w:t xml:space="preserve"> är en utpräglad barrskogsart som ibland kan drapera träden i norrländska grannaturskogar med hög luftfuktighet. Den förekommer även i talldominerade bestånd där den, förutom i trädens grenverk, påträffas hängande över ojämnheter i tallbarken. Arten har minskat starkt i södra och mellersta Sverige och den minskar även i sitt nordliga utbredningsområde. Minskningstakten uppgår till 30 (20–50) % inom 50 år och överstiger gränsvärdet för Sårbar (VU). Orsaken till tillbakagången beror främst på slutavverkningar av naturskogsartade skogar. Bestånd med riklig förekomst bör regelmässigt sparas, vilket även gynnar flera andra sällsynta och rödlistade arter. Garnlav är värdväxt för den mycket sällsynta och akut hotade fjärilen barrskogslavfly (CR) som hör hemma i boreala barrskogar med riklig förekomst av värdväxten. Tidigare kunde arten konstateras årligen på flera platser vid Dala-Floda i Dalarna innan lokalerna kalavverkades. Senaste fyndet i landet av barrskogslavfly är från år 2000 då den påträffades vid Högberget i Sollefteå kommun. Garnlav är typisk art för </w:t>
+      </w:r>
+      <w:r>
+        <w:rPr>
+          <w:i/>
+        </w:rPr>
+        <w:t xml:space="preserve">9010 Taiga </w:t>
+      </w:r>
+      <w:r>
+        <w:t>och</w:t>
+      </w:r>
+      <w:r>
+        <w:rPr>
+          <w:i/>
+        </w:rPr>
+        <w:t xml:space="preserve"> 9070 Trädklädd betesmark</w:t>
+      </w:r>
+      <w:r>
+        <w:t xml:space="preserve"> (SLU Artdatabanken, 2026).</w:t>
+      </w:r>
+    </w:p>
+    <w:p>
+      <w:r>
+        <w:rPr>
+          <w:b/>
+        </w:rPr>
+        <w:t>Skrovellav (NT)</w:t>
+      </w:r>
+      <w:r>
+        <w:t xml:space="preserve"> växer på gamla lövträd och på klippor i gamla skogar med hög och jämn luftfuktighet. Slutavverkning av kontinuitetsskog utgör det största hotet och lavens fortsatta förekomst bör säkerställas genom att lokaler med äldre skog skyddas. I områden med mycket hög luftfuktighet kan man på bålen av skrovellav finna de sällsynta parasitsvamparna skrovellavsknapp (EN), </w:t>
+      </w:r>
+      <w:r>
+        <w:rPr>
+          <w:i/>
+        </w:rPr>
+        <w:t>Catillaria lobariicola</w:t>
+      </w:r>
+      <w:r>
+        <w:t xml:space="preserve"> (VU) och </w:t>
+      </w:r>
+      <w:r>
+        <w:rPr>
+          <w:i/>
+        </w:rPr>
+        <w:t>Merismatium lobariae</w:t>
+      </w:r>
+      <w:r>
+        <w:t xml:space="preserve"> (DD). Skrovellav är typisk art för </w:t>
+      </w:r>
+      <w:r>
+        <w:rPr>
+          <w:i/>
+        </w:rPr>
+        <w:t xml:space="preserve">9010 Taiga, 9020 Nordlig ädellövskog, 9040 Fjällbjörkskog, 9070 Trädklädd betesmark, 9160 Näringsrik ekskog, 9180 Ädellövskog i branter, 9190 Näringsfattig ekskog, 8210 Kalkbranter </w:t>
+      </w:r>
+      <w:r>
+        <w:t xml:space="preserve">och </w:t>
+      </w:r>
+      <w:r>
+        <w:rPr>
+          <w:i/>
+        </w:rPr>
+        <w:t>6530 Lövängar</w:t>
+      </w:r>
+      <w:r>
+        <w:t xml:space="preserve"> (SLU Artdatabanken, 2026; Nitare &amp; Skogsstyrelsen, 2019).</w:t>
       </w:r>
     </w:p>
     <w:p>
@@ -304,95 +350,6 @@
       </w:r>
       <w:r>
         <w:t xml:space="preserve"> (Skogsstyrelsen, 2016; SLU Artdatabanken, 2024).</w:t>
-      </w:r>
-    </w:p>
-    <w:p>
-      <w:r>
-        <w:t>I BILAGA 1 finns mer detaljerad information om ekologi samt krav på livsmiljö hos fridlysta arter.</w:t>
-      </w:r>
-    </w:p>
-    <w:p>
-      <w:pPr>
-        <w:pStyle w:val="Heading2"/>
-      </w:pPr>
-      <w:r>
-        <w:t>Övriga naturvårdsarter</w:t>
-      </w:r>
-    </w:p>
-    <w:p>
-      <w:r>
-        <w:rPr>
-          <w:b/>
-        </w:rPr>
-        <w:t>Garnlav (VU)</w:t>
-      </w:r>
-      <w:r>
-        <w:t xml:space="preserve"> är en utpräglad barrskogsart som ibland kan drapera träden i norrländska grannaturskogar med hög luftfuktighet. Den förekommer även i talldominerade bestånd där den, förutom i trädens grenverk, påträffas hängande över ojämnheter i tallbarken. Arten har minskat starkt i södra och mellersta Sverige och den minskar även i sitt nordliga utbredningsområde. Minskningstakten uppgår till 30 (20–50) % inom 50 år och överstiger gränsvärdet för Sårbar (VU). Orsaken till tillbakagången beror främst på slutavverkningar av naturskogsartade skogar. Bestånd med riklig förekomst bör regelmässigt sparas, vilket även gynnar flera andra sällsynta och rödlistade arter. Garnlav är värdväxt för den mycket sällsynta och akut hotade fjärilen barrskogslavfly (CR) som hör hemma i boreala barrskogar med riklig förekomst av värdväxten. Tidigare kunde arten konstateras årligen på flera platser vid Dala-Floda i Dalarna innan lokalerna kalavverkades. Senaste fyndet i landet av barrskogslavfly är från år 2000 då den påträffades vid Högberget i Sollefteå kommun. Garnlav är typisk art för </w:t>
-      </w:r>
-      <w:r>
-        <w:rPr>
-          <w:i/>
-        </w:rPr>
-        <w:t xml:space="preserve">9010 Taiga </w:t>
-      </w:r>
-      <w:r>
-        <w:t>och</w:t>
-      </w:r>
-      <w:r>
-        <w:rPr>
-          <w:i/>
-        </w:rPr>
-        <w:t xml:space="preserve"> 9070 Trädklädd betesmark</w:t>
-      </w:r>
-      <w:r>
-        <w:t xml:space="preserve"> (SLU Artdatabanken, 2026).</w:t>
-      </w:r>
-    </w:p>
-    <w:p>
-      <w:r>
-        <w:rPr>
-          <w:b/>
-        </w:rPr>
-        <w:t>Skrovellav (NT)</w:t>
-      </w:r>
-      <w:r>
-        <w:t xml:space="preserve"> växer på gamla lövträd och på klippor i gamla skogar med hög och jämn luftfuktighet. Slutavverkning av kontinuitetsskog utgör det största hotet och lavens fortsatta förekomst bör säkerställas genom att lokaler med äldre skog skyddas. I områden med mycket hög luftfuktighet kan man på bålen av skrovellav finna de sällsynta parasitsvamparna skrovellavsknapp (EN), </w:t>
-      </w:r>
-      <w:r>
-        <w:rPr>
-          <w:i/>
-        </w:rPr>
-        <w:t>Catillaria lobariicola</w:t>
-      </w:r>
-      <w:r>
-        <w:t xml:space="preserve"> (VU) och </w:t>
-      </w:r>
-      <w:r>
-        <w:rPr>
-          <w:i/>
-        </w:rPr>
-        <w:t>Merismatium lobariae</w:t>
-      </w:r>
-      <w:r>
-        <w:t xml:space="preserve"> (DD). Skrovellav är typisk art för </w:t>
-      </w:r>
-      <w:r>
-        <w:rPr>
-          <w:i/>
-        </w:rPr>
-        <w:t xml:space="preserve">9010 Taiga, 9020 Nordlig ädellövskog, 9040 Fjällbjörkskog, 9070 Trädklädd betesmark, 9160 Näringsrik ekskog, 9180 Ädellövskog i branter, 9190 Näringsfattig ekskog, 8210 Kalkbranter </w:t>
-      </w:r>
-      <w:r>
-        <w:t xml:space="preserve">och </w:t>
-      </w:r>
-      <w:r>
-        <w:rPr>
-          <w:i/>
-        </w:rPr>
-        <w:t>6530 Lövängar</w:t>
-      </w:r>
-      <w:r>
-        <w:t xml:space="preserve"> (SLU Artdatabanken, 2026; Nitare &amp; Skogsstyrelsen, 2019).</w:t>
       </w:r>
     </w:p>
     <w:p>
@@ -1030,7 +987,7 @@
     <w:r>
       <w:tab/>
       <w:tab/>
-      <w:t>2026-06-20</w:t>
+      <w:t>2026-06-21</w:t>
       <w:br/>
       <w:br/>
     </w:r>

--- a/klagomål/A 37322-2022 FSC-klagomål.docx
+++ b/klagomål/A 37322-2022 FSC-klagomål.docx
@@ -987,7 +987,7 @@
     <w:r>
       <w:tab/>
       <w:tab/>
-      <w:t>2026-06-21</w:t>
+      <w:t>2026-06-22</w:t>
       <w:br/>
       <w:br/>
     </w:r>

--- a/klagomål/A 37322-2022 FSC-klagomål.docx
+++ b/klagomål/A 37322-2022 FSC-klagomål.docx
@@ -987,7 +987,7 @@
     <w:r>
       <w:tab/>
       <w:tab/>
-      <w:t>2026-06-22</w:t>
+      <w:t>2026-06-23</w:t>
       <w:br/>
       <w:br/>
     </w:r>

--- a/klagomål/A 37322-2022 FSC-klagomål.docx
+++ b/klagomål/A 37322-2022 FSC-klagomål.docx
@@ -987,7 +987,7 @@
     <w:r>
       <w:tab/>
       <w:tab/>
-      <w:t>2026-06-23</w:t>
+      <w:t>2026-06-24</w:t>
       <w:br/>
       <w:br/>
     </w:r>

--- a/klagomål/A 37322-2022 FSC-klagomål.docx
+++ b/klagomål/A 37322-2022 FSC-klagomål.docx
@@ -987,7 +987,7 @@
     <w:r>
       <w:tab/>
       <w:tab/>
-      <w:t>2026-06-24</w:t>
+      <w:t>2026-06-25</w:t>
       <w:br/>
       <w:br/>
     </w:r>

--- a/klagomål/A 37322-2022 FSC-klagomål.docx
+++ b/klagomål/A 37322-2022 FSC-klagomål.docx
@@ -987,7 +987,7 @@
     <w:r>
       <w:tab/>
       <w:tab/>
-      <w:t>2026-06-25</w:t>
+      <w:t>2026-06-26</w:t>
       <w:br/>
       <w:br/>
     </w:r>

--- a/klagomål/A 37322-2022 FSC-klagomål.docx
+++ b/klagomål/A 37322-2022 FSC-klagomål.docx
@@ -987,7 +987,7 @@
     <w:r>
       <w:tab/>
       <w:tab/>
-      <w:t>2026-06-26</w:t>
+      <w:t>2026-06-27</w:t>
       <w:br/>
       <w:br/>
     </w:r>

--- a/klagomål/A 37322-2022 FSC-klagomål.docx
+++ b/klagomål/A 37322-2022 FSC-klagomål.docx
@@ -987,7 +987,7 @@
     <w:r>
       <w:tab/>
       <w:tab/>
-      <w:t>2026-06-27</w:t>
+      <w:t>2026-06-28</w:t>
       <w:br/>
       <w:br/>
     </w:r>

--- a/klagomål/A 37322-2022 FSC-klagomål.docx
+++ b/klagomål/A 37322-2022 FSC-klagomål.docx
@@ -987,7 +987,7 @@
     <w:r>
       <w:tab/>
       <w:tab/>
-      <w:t>2026-06-28</w:t>
+      <w:t>2026-06-29</w:t>
       <w:br/>
       <w:br/>
     </w:r>

--- a/klagomål/A 37322-2022 FSC-klagomål.docx
+++ b/klagomål/A 37322-2022 FSC-klagomål.docx
@@ -987,7 +987,7 @@
     <w:r>
       <w:tab/>
       <w:tab/>
-      <w:t>2026-06-29</w:t>
+      <w:t>2026-06-30</w:t>
       <w:br/>
       <w:br/>
     </w:r>

--- a/klagomål/A 37322-2022 FSC-klagomål.docx
+++ b/klagomål/A 37322-2022 FSC-klagomål.docx
@@ -987,7 +987,7 @@
     <w:r>
       <w:tab/>
       <w:tab/>
-      <w:t>2026-06-30</w:t>
+      <w:t>2026-07-01</w:t>
       <w:br/>
       <w:br/>
     </w:r>

--- a/klagomål/A 37322-2022 FSC-klagomål.docx
+++ b/klagomål/A 37322-2022 FSC-klagomål.docx
@@ -987,7 +987,7 @@
     <w:r>
       <w:tab/>
       <w:tab/>
-      <w:t>2026-07-13</w:t>
+      <w:t>2026-07-14</w:t>
       <w:br/>
       <w:br/>
     </w:r>

--- a/klagomål/A 37322-2022 FSC-klagomål.docx
+++ b/klagomål/A 37322-2022 FSC-klagomål.docx
@@ -987,7 +987,7 @@
     <w:r>
       <w:tab/>
       <w:tab/>
-      <w:t>2026-07-14</w:t>
+      <w:t>2026-07-15</w:t>
       <w:br/>
       <w:br/>
     </w:r>

--- a/klagomål/A 37322-2022 FSC-klagomål.docx
+++ b/klagomål/A 37322-2022 FSC-klagomål.docx
@@ -987,7 +987,7 @@
     <w:r>
       <w:tab/>
       <w:tab/>
-      <w:t>2026-07-15</w:t>
+      <w:t>2026-07-16</w:t>
       <w:br/>
       <w:br/>
     </w:r>

--- a/klagomål/A 37322-2022 FSC-klagomål.docx
+++ b/klagomål/A 37322-2022 FSC-klagomål.docx
@@ -987,7 +987,7 @@
     <w:r>
       <w:tab/>
       <w:tab/>
-      <w:t>2026-07-16</w:t>
+      <w:t>2026-07-17</w:t>
       <w:br/>
       <w:br/>
     </w:r>

--- a/klagomål/A 37322-2022 FSC-klagomål.docx
+++ b/klagomål/A 37322-2022 FSC-klagomål.docx
@@ -987,7 +987,7 @@
     <w:r>
       <w:tab/>
       <w:tab/>
-      <w:t>2026-07-17</w:t>
+      <w:t>2026-07-18</w:t>
       <w:br/>
       <w:br/>
     </w:r>

--- a/klagomål/A 37322-2022 FSC-klagomål.docx
+++ b/klagomål/A 37322-2022 FSC-klagomål.docx
@@ -987,7 +987,7 @@
     <w:r>
       <w:tab/>
       <w:tab/>
-      <w:t>2026-07-18</w:t>
+      <w:t>2026-07-19</w:t>
       <w:br/>
       <w:br/>
     </w:r>

--- a/klagomål/A 37322-2022 FSC-klagomål.docx
+++ b/klagomål/A 37322-2022 FSC-klagomål.docx
@@ -987,7 +987,7 @@
     <w:r>
       <w:tab/>
       <w:tab/>
-      <w:t>2026-07-19</w:t>
+      <w:t>2026-07-20</w:t>
       <w:br/>
       <w:br/>
     </w:r>

--- a/klagomål/A 37322-2022 FSC-klagomål.docx
+++ b/klagomål/A 37322-2022 FSC-klagomål.docx
@@ -987,7 +987,7 @@
     <w:r>
       <w:tab/>
       <w:tab/>
-      <w:t>2026-07-20</w:t>
+      <w:t>2026-07-21</w:t>
       <w:br/>
       <w:br/>
     </w:r>

--- a/klagomål/A 37322-2022 FSC-klagomål.docx
+++ b/klagomål/A 37322-2022 FSC-klagomål.docx
@@ -987,7 +987,7 @@
     <w:r>
       <w:tab/>
       <w:tab/>
-      <w:t>2026-07-21</w:t>
+      <w:t>2026-07-22</w:t>
       <w:br/>
       <w:br/>
     </w:r>

--- a/klagomål/A 37322-2022 FSC-klagomål.docx
+++ b/klagomål/A 37322-2022 FSC-klagomål.docx
@@ -987,7 +987,7 @@
     <w:r>
       <w:tab/>
       <w:tab/>
-      <w:t>2026-07-22</w:t>
+      <w:t>2026-07-23</w:t>
       <w:br/>
       <w:br/>
     </w:r>

--- a/klagomål/A 37322-2022 FSC-klagomål.docx
+++ b/klagomål/A 37322-2022 FSC-klagomål.docx
@@ -987,7 +987,7 @@
     <w:r>
       <w:tab/>
       <w:tab/>
-      <w:t>2026-07-23</w:t>
+      <w:t>2026-07-24</w:t>
       <w:br/>
       <w:br/>
     </w:r>

--- a/klagomål/A 37322-2022 FSC-klagomål.docx
+++ b/klagomål/A 37322-2022 FSC-klagomål.docx
@@ -216,7 +216,7 @@
         <w:spacing w:after="240"/>
       </w:pPr>
       <w:r>
-        <w:t>Figur 1. Fyndplatser för naturvårdsarter i avverkningsanmälan. Markörer utan svart kant är placerade på fyndplatsen. Markörer med svart kant är placerade vid sidan av fyndplatsen har ett svart streck som visar fyndplatsens exakta position. Kartans mittpunktskoordinat är N 7191370, E 557057 i SWEREF 99 TM.</w:t>
+        <w:t>Figur 1. Fyndplatser för naturvårdsarter i avverkningsanmälan. Markörer utan svart kant är placerade på fyndplatsen. Markörer med svart kant är placerade vid sidan av fyndplatsen och har ett svart streck som visar fyndplatsens exakta position. Kartans mittpunktskoordinat är N 7191370, E 557057 i SWEREF 99 TM.</w:t>
       </w:r>
     </w:p>
     <w:p>
@@ -987,7 +987,7 @@
     <w:r>
       <w:tab/>
       <w:tab/>
-      <w:t>2026-08-14</w:t>
+      <w:t>2026-08-15</w:t>
       <w:br/>
       <w:br/>
     </w:r>

--- a/klagomål/A 37322-2022 FSC-klagomål.docx
+++ b/klagomål/A 37322-2022 FSC-klagomål.docx
@@ -987,7 +987,7 @@
     <w:r>
       <w:tab/>
       <w:tab/>
-      <w:t>2026-08-15</w:t>
+      <w:t>2026-08-16</w:t>
       <w:br/>
       <w:br/>
     </w:r>

--- a/klagomål/A 37322-2022 FSC-klagomål.docx
+++ b/klagomål/A 37322-2022 FSC-klagomål.docx
@@ -987,7 +987,7 @@
     <w:r>
       <w:tab/>
       <w:tab/>
-      <w:t>2026-08-16</w:t>
+      <w:t>2026-08-17</w:t>
       <w:br/>
       <w:br/>
     </w:r>

--- a/klagomål/A 37322-2022 FSC-klagomål.docx
+++ b/klagomål/A 37322-2022 FSC-klagomål.docx
@@ -987,7 +987,7 @@
     <w:r>
       <w:tab/>
       <w:tab/>
-      <w:t>2026-08-17</w:t>
+      <w:t>2026-08-18</w:t>
       <w:br/>
       <w:br/>
     </w:r>

--- a/klagomål/A 37322-2022 FSC-klagomål.docx
+++ b/klagomål/A 37322-2022 FSC-klagomål.docx
@@ -987,7 +987,7 @@
     <w:r>
       <w:tab/>
       <w:tab/>
-      <w:t>2026-08-18</w:t>
+      <w:t>2026-08-19</w:t>
       <w:br/>
       <w:br/>
     </w:r>

--- a/klagomål/A 37322-2022 FSC-klagomål.docx
+++ b/klagomål/A 37322-2022 FSC-klagomål.docx
@@ -987,7 +987,7 @@
     <w:r>
       <w:tab/>
       <w:tab/>
-      <w:t>2026-08-19</w:t>
+      <w:t>2026-08-20</w:t>
       <w:br/>
       <w:br/>
     </w:r>

--- a/klagomål/A 37322-2022 FSC-klagomål.docx
+++ b/klagomål/A 37322-2022 FSC-klagomål.docx
@@ -987,7 +987,7 @@
     <w:r>
       <w:tab/>
       <w:tab/>
-      <w:t>2026-08-20</w:t>
+      <w:t>2026-08-21</w:t>
       <w:br/>
       <w:br/>
     </w:r>

--- a/klagomål/A 37322-2022 FSC-klagomål.docx
+++ b/klagomål/A 37322-2022 FSC-klagomål.docx
@@ -987,7 +987,7 @@
     <w:r>
       <w:tab/>
       <w:tab/>
-      <w:t>2026-08-21</w:t>
+      <w:t>2026-08-22</w:t>
       <w:br/>
       <w:br/>
     </w:r>

--- a/klagomål/A 37322-2022 FSC-klagomål.docx
+++ b/klagomål/A 37322-2022 FSC-klagomål.docx
@@ -987,7 +987,7 @@
     <w:r>
       <w:tab/>
       <w:tab/>
-      <w:t>2026-08-22</w:t>
+      <w:t>2026-08-23</w:t>
       <w:br/>
       <w:br/>
     </w:r>

--- a/klagomål/A 37322-2022 FSC-klagomål.docx
+++ b/klagomål/A 37322-2022 FSC-klagomål.docx
@@ -987,7 +987,7 @@
     <w:r>
       <w:tab/>
       <w:tab/>
-      <w:t>2026-08-23</w:t>
+      <w:t>2026-08-24</w:t>
       <w:br/>
       <w:br/>
     </w:r>

--- a/klagomål/A 37322-2022 FSC-klagomål.docx
+++ b/klagomål/A 37322-2022 FSC-klagomål.docx
@@ -987,7 +987,7 @@
     <w:r>
       <w:tab/>
       <w:tab/>
-      <w:t>2026-08-24</w:t>
+      <w:t>2026-08-25</w:t>
       <w:br/>
       <w:br/>
     </w:r>

--- a/klagomål/A 37322-2022 FSC-klagomål.docx
+++ b/klagomål/A 37322-2022 FSC-klagomål.docx
@@ -987,7 +987,7 @@
     <w:r>
       <w:tab/>
       <w:tab/>
-      <w:t>2026-08-25</w:t>
+      <w:t>2026-08-26</w:t>
       <w:br/>
       <w:br/>
     </w:r>

--- a/klagomål/A 37322-2022 FSC-klagomål.docx
+++ b/klagomål/A 37322-2022 FSC-klagomål.docx
@@ -987,7 +987,7 @@
     <w:r>
       <w:tab/>
       <w:tab/>
-      <w:t>2026-08-26</w:t>
+      <w:t>2026-08-27</w:t>
       <w:br/>
       <w:br/>
     </w:r>

--- a/klagomål/A 37322-2022 FSC-klagomål.docx
+++ b/klagomål/A 37322-2022 FSC-klagomål.docx
@@ -987,7 +987,7 @@
     <w:r>
       <w:tab/>
       <w:tab/>
-      <w:t>2026-08-27</w:t>
+      <w:t>2026-08-28</w:t>
       <w:br/>
       <w:br/>
     </w:r>

--- a/klagomål/A 37322-2022 FSC-klagomål.docx
+++ b/klagomål/A 37322-2022 FSC-klagomål.docx
@@ -987,7 +987,7 @@
     <w:r>
       <w:tab/>
       <w:tab/>
-      <w:t>2026-08-28</w:t>
+      <w:t>2026-08-29</w:t>
       <w:br/>
       <w:br/>
     </w:r>

--- a/klagomål/A 37322-2022 FSC-klagomål.docx
+++ b/klagomål/A 37322-2022 FSC-klagomål.docx
@@ -987,7 +987,7 @@
     <w:r>
       <w:tab/>
       <w:tab/>
-      <w:t>2026-08-29</w:t>
+      <w:t>2026-08-31</w:t>
       <w:br/>
       <w:br/>
     </w:r>

--- a/klagomål/A 37322-2022 FSC-klagomål.docx
+++ b/klagomål/A 37322-2022 FSC-klagomål.docx
@@ -987,7 +987,7 @@
     <w:r>
       <w:tab/>
       <w:tab/>
-      <w:t>2026-08-31</w:t>
+      <w:t>2026-09-01</w:t>
       <w:br/>
       <w:br/>
     </w:r>

--- a/klagomål/A 37322-2022 FSC-klagomål.docx
+++ b/klagomål/A 37322-2022 FSC-klagomål.docx
@@ -987,7 +987,7 @@
     <w:r>
       <w:tab/>
       <w:tab/>
-      <w:t>2026-09-01</w:t>
+      <w:t>2026-09-02</w:t>
       <w:br/>
       <w:br/>
     </w:r>

--- a/klagomål/A 37322-2022 FSC-klagomål.docx
+++ b/klagomål/A 37322-2022 FSC-klagomål.docx
@@ -987,7 +987,7 @@
     <w:r>
       <w:tab/>
       <w:tab/>
-      <w:t>2026-09-02</w:t>
+      <w:t>2026-09-03</w:t>
       <w:br/>
       <w:br/>
     </w:r>

--- a/klagomål/A 37322-2022 FSC-klagomål.docx
+++ b/klagomål/A 37322-2022 FSC-klagomål.docx
@@ -987,7 +987,7 @@
     <w:r>
       <w:tab/>
       <w:tab/>
-      <w:t>2026-09-03</w:t>
+      <w:t>2026-09-04</w:t>
       <w:br/>
       <w:br/>
     </w:r>

--- a/klagomål/A 37322-2022 FSC-klagomål.docx
+++ b/klagomål/A 37322-2022 FSC-klagomål.docx
@@ -987,7 +987,7 @@
     <w:r>
       <w:tab/>
       <w:tab/>
-      <w:t>2026-09-04</w:t>
+      <w:t>2026-09-05</w:t>
       <w:br/>
       <w:br/>
     </w:r>
